--- a/plantillas_maestras/03_seguro_desgravamen/negativa_cobertura/2_ddos_banco_y_aseguradora/mujer/TPL_2697_2025_SEGURO_DESGRAVAMEN_NEGATIVA_COBERTURA_BANCO_MUJER_R3.docx
+++ b/plantillas_maestras/03_seguro_desgravamen/negativa_cobertura/2_ddos_banco_y_aseguradora/mujer/TPL_2697_2025_SEGURO_DESGRAVAMEN_NEGATIVA_COBERTURA_BANCO_MUJER_R3.docx
@@ -776,7 +776,7 @@
           <w:lang w:eastAsia="es-PE"/>
           <w14:ligatures w14:val="none"/>
         </w:rPr>
-        <w:t>por presuntas infracciones a la Ley N°29571, Código de Protección y Defensa del Consumidor (en adelante, Código)</w:t>
+        <w:t>por presuntas infracciones a la Ley 29571, Código de Protección y Defensa del Consumidor (en adelante, Código)</w:t>
       </w:r>
       <w:r>
         <w:rPr>
@@ -842,7 +842,7 @@
           <w:lang w:eastAsia="es-PE"/>
           <w14:ligatures w14:val="none"/>
         </w:rPr>
-        <w:t>Por Resolución N°1</w:t>
+        <w:t>Por Resolución 1</w:t>
       </w:r>
       <w:r>
         <w:rPr>
@@ -882,7 +882,7 @@
           <w:lang w:eastAsia="es-PE"/>
           <w14:ligatures w14:val="none"/>
         </w:rPr>
-        <w:t>, la Secretaría Técnica de la Comisión de Protección al Consumidor N°1</w:t>
+        <w:t>, la Secretaría Técnica de la Comisión de Protección al Consumidor 1</w:t>
       </w:r>
       <w:r>
         <w:rPr>
@@ -1427,7 +1427,7 @@
           <w:lang w:eastAsia="es-PE"/>
           <w14:ligatures w14:val="none"/>
         </w:rPr>
-        <w:t xml:space="preserve">La Resolución N°1 fue debidamente notificada </w:t>
+        <w:t xml:space="preserve">La Resolución 1 fue debidamente notificada </w:t>
       </w:r>
       <w:r>
         <w:rPr>
@@ -1681,7 +1681,7 @@
           <w:lang w:eastAsia="es-PE"/>
           <w14:ligatures w14:val="none"/>
         </w:rPr>
-        <w:t>N°2</w:t>
+        <w:t>2</w:t>
       </w:r>
       <w:r>
         <w:rPr>
@@ -1928,7 +1928,7 @@
           <w:kern w:val="0"/>
           <w14:ligatures w14:val="none"/>
         </w:rPr>
-        <w:t>N°</w:t>
+        <w:t/>
       </w:r>
       <w:proofErr w:type="spellEnd"/>
       <w:r>
@@ -2056,7 +2056,7 @@
           <w:color w:val="000000"/>
           <w:kern w:val="0"/>
         </w:rPr>
-        <w:t>N°</w:t>
+        <w:t/>
       </w:r>
       <w:proofErr w:type="spellEnd"/>
       <w:r>
@@ -2213,7 +2213,7 @@
           <w:kern w:val="0"/>
           <w14:ligatures w14:val="none"/>
         </w:rPr>
-        <w:t xml:space="preserve">.  </w:t>
+        <w:t xml:space="preserve">. </w:t>
       </w:r>
     </w:p>
     <w:p>
@@ -2313,7 +2313,7 @@
           <w:kern w:val="0"/>
           <w14:ligatures w14:val="none"/>
         </w:rPr>
-        <w:t>N°</w:t>
+        <w:t/>
       </w:r>
       <w:proofErr w:type="spellEnd"/>
       <w:r>
@@ -2397,7 +2397,7 @@
           <w:kern w:val="0"/>
           <w14:ligatures w14:val="none"/>
         </w:rPr>
-        <w:t>N°</w:t>
+        <w:t/>
       </w:r>
       <w:proofErr w:type="spellEnd"/>
       <w:r>
@@ -2446,7 +2446,7 @@
           <w:kern w:val="0"/>
           <w14:ligatures w14:val="none"/>
         </w:rPr>
-        <w:t>Asimismo, el artículo 232° del Texto Único Ordenado de la LPAG</w:t>
+        <w:t>Asimismo, el artículo 232 del Texto Único Ordenado de la LPAG</w:t>
       </w:r>
       <w:r>
         <w:rPr>
@@ -2463,7 +2463,7 @@
           <w:kern w:val="0"/>
           <w14:ligatures w14:val="none"/>
         </w:rPr>
-        <w:t xml:space="preserve"> concordado con el artículo 124° de dicho cuerpo legal</w:t>
+        <w:t xml:space="preserve"> concordado con el artículo 124 de dicho cuerpo legal</w:t>
       </w:r>
       <w:r>
         <w:rPr>
@@ -2518,7 +2518,7 @@
           <w:kern w:val="0"/>
           <w14:ligatures w14:val="none"/>
         </w:rPr>
-        <w:t>El artículo 24º del Decreto Legislativo 807, Ley sobre Facultades, Normas y Organización del Indecopi (en adelante, Ley sobre Facultades, Normas y Organización del Indecopi) establece que la Secretaría Técnica puede notificar al interesado para que subsane omisiones a la solicitud presentada y, en caso de no producirse tal subsanación, rechazar definitivamente la solicitud</w:t>
+        <w:t>El artículo 24 del Decreto Legislativo 807, Ley sobre Facultades, Normas y Organización del Indecopi (en adelante, Ley sobre Facultades, Normas y Organización del Indecopi) establece que la Secretaría Técnica puede notificar al interesado para que subsane omisiones a la solicitud presentada y, en caso de no producirse tal subsanación, rechazar definitivamente la solicitud</w:t>
       </w:r>
       <w:r>
         <w:rPr>
@@ -2562,7 +2562,7 @@
           <w14:ligatures w14:val="none"/>
         </w:rPr>
         <w:lastRenderedPageBreak/>
-        <w:t>Por otro parte, el inciso 1 del artículo 145º del TUO de la LPAG</w:t>
+        <w:t>Por otro parte, el inciso 1 del artículo 145 del TUO de la LPAG</w:t>
       </w:r>
       <w:r>
         <w:rPr>
@@ -2638,7 +2638,7 @@
           <w:kern w:val="0"/>
           <w14:ligatures w14:val="none"/>
         </w:rPr>
-        <w:t>El 12.1 del artículo 12° de la Directiva Única que regula los procedimientos en materia de protección al consumidor previstos en el Código de Protección y Defensa del Consumidor, aprobado por Directiva Nº001-2021-DIR-COD-INDECOPI</w:t>
+        <w:t>El 12.1 del artículo 12 de la Directiva Única que regula los procedimientos en materia de protección al consumidor previstos en el Código de Protección y Defensa del Consumidor, aprobado por Directiva 001-2021-DIR-COD-INDECOPI</w:t>
       </w:r>
       <w:r>
         <w:rPr>
@@ -2696,7 +2696,7 @@
           <w:kern w:val="0"/>
           <w14:ligatures w14:val="none"/>
         </w:rPr>
-        <w:t>Finalmente, el artículo 25º de la Ley sobre Facultades, Normas y Organización del Indecopi si bien indica que la Comisión se pronunciará sobre la admisión a trámite de la denuncia, esta ha delegado expresamente dicha facultad a la Secretaría Técnica</w:t>
+        <w:t>Finalmente, el artículo 25 de la Ley sobre Facultades, Normas y Organización del Indecopi si bien indica que la Comisión se pronunciará sobre la admisión a trámite de la denuncia, esta ha delegado expresamente dicha facultad a la Secretaría Técnica</w:t>
       </w:r>
       <w:r>
         <w:rPr>
@@ -2772,7 +2772,7 @@
           <w:spacing w:val="-3"/>
           <w:u w:val="single"/>
         </w:rPr>
-        <w:t>N°</w:t>
+        <w:t/>
       </w:r>
       <w:proofErr w:type="spellEnd"/>
       <w:r>
@@ -2841,14 +2841,14 @@
         <w:rPr>
           <w:rFonts w:ascii="Arial Narrow" w:hAnsi="Arial Narrow"/>
         </w:rPr>
-        <w:t xml:space="preserve">El artículo 10° del Texto Único Ordenado de la Ley del Procedimiento Administrativo General, aprobado mediante Decreto Supremo </w:t>
+        <w:t xml:space="preserve">El artículo 10 del Texto Único Ordenado de la Ley del Procedimiento Administrativo General, aprobado mediante Decreto Supremo </w:t>
       </w:r>
       <w:proofErr w:type="spellStart"/>
       <w:r>
         <w:rPr>
           <w:rFonts w:ascii="Arial Narrow" w:hAnsi="Arial Narrow"/>
         </w:rPr>
-        <w:t>N°</w:t>
+        <w:t/>
       </w:r>
       <w:proofErr w:type="spellEnd"/>
       <w:r>
@@ -3055,7 +3055,7 @@
           <w:kern w:val="0"/>
           <w14:ligatures w14:val="none"/>
         </w:rPr>
-        <w:t>Nº</w:t>
+        <w:t/>
       </w:r>
       <w:proofErr w:type="spellEnd"/>
       <w:r>
@@ -3453,7 +3453,7 @@
           <w:kern w:val="0"/>
           <w14:ligatures w14:val="none"/>
         </w:rPr>
-        <w:t>Nº</w:t>
+        <w:t/>
       </w:r>
       <w:proofErr w:type="spellEnd"/>
       <w:r>
@@ -3604,7 +3604,7 @@
           <w:kern w:val="0"/>
           <w14:ligatures w14:val="none"/>
         </w:rPr>
-        <w:t xml:space="preserve"> de noviembre de 2025.  </w:t>
+        <w:t xml:space="preserve"> de noviembre de 2025. </w:t>
       </w:r>
     </w:p>
     <w:p>
@@ -3651,7 +3651,7 @@
         <w:rPr>
           <w:rFonts w:ascii="Arial Narrow" w:hAnsi="Arial Narrow"/>
         </w:rPr>
-        <w:t>N°</w:t>
+        <w:t/>
       </w:r>
       <w:proofErr w:type="spellEnd"/>
       <w:r>
@@ -4254,7 +4254,7 @@
           <w:color w:val="000000"/>
           <w:lang w:eastAsia="es-PE"/>
         </w:rPr>
-        <w:t>N°</w:t>
+        <w:t/>
       </w:r>
       <w:proofErr w:type="spellEnd"/>
       <w:r>
@@ -4530,7 +4530,7 @@
           <w:sz w:val="22"/>
           <w:szCs w:val="22"/>
         </w:rPr>
-        <w:t>N°</w:t>
+        <w:t/>
       </w:r>
       <w:proofErr w:type="spellEnd"/>
       <w:r>
@@ -4642,7 +4642,7 @@
           <w:sz w:val="22"/>
           <w:szCs w:val="22"/>
         </w:rPr>
-        <w:t>N°</w:t>
+        <w:t/>
       </w:r>
       <w:proofErr w:type="spellEnd"/>
       <w:r>
@@ -4728,7 +4728,7 @@
         <w:rPr>
           <w:rFonts w:ascii="Arial Narrow" w:hAnsi="Arial Narrow"/>
         </w:rPr>
-        <w:t>N°</w:t>
+        <w:t/>
       </w:r>
       <w:proofErr w:type="spellEnd"/>
       <w:r>
@@ -4858,7 +4858,7 @@
         <w:rPr>
           <w:rFonts w:ascii="Arial Narrow" w:hAnsi="Arial Narrow"/>
         </w:rPr>
-        <w:t>N°</w:t>
+        <w:t/>
       </w:r>
       <w:proofErr w:type="spellEnd"/>
       <w:r>
@@ -4920,7 +4920,7 @@
         <w:rPr>
           <w:rFonts w:ascii="Arial Narrow" w:hAnsi="Arial Narrow"/>
         </w:rPr>
-        <w:t>N°</w:t>
+        <w:t/>
       </w:r>
       <w:proofErr w:type="spellEnd"/>
       <w:r>
@@ -5186,7 +5186,7 @@
           <w:kern w:val="0"/>
           <w14:ligatures w14:val="none"/>
         </w:rPr>
-        <w:t>N°</w:t>
+        <w:t/>
       </w:r>
       <w:proofErr w:type="spellEnd"/>
       <w:r>
@@ -5475,7 +5475,7 @@
           <w:sz w:val="16"/>
           <w:szCs w:val="16"/>
         </w:rPr>
-        <w:t>N°</w:t>
+        <w:t/>
       </w:r>
       <w:proofErr w:type="spellEnd"/>
       <w:r>
@@ -5857,7 +5857,7 @@
           <w:sz w:val="16"/>
           <w:szCs w:val="16"/>
         </w:rPr>
-        <w:t xml:space="preserve">  </w:t>
+        <w:t xml:space="preserve"> </w:t>
       </w:r>
       <w:r>
         <w:rPr>
@@ -6537,7 +6537,7 @@
           <w:sz w:val="16"/>
           <w:szCs w:val="16"/>
         </w:rPr>
-        <w:t>Nº</w:t>
+        <w:t/>
       </w:r>
       <w:proofErr w:type="spellEnd"/>
       <w:r>
@@ -6803,7 +6803,7 @@
           <w:sz w:val="16"/>
           <w:szCs w:val="16"/>
         </w:rPr>
-        <w:t>N°</w:t>
+        <w:t/>
       </w:r>
       <w:proofErr w:type="spellEnd"/>
       <w:r>
@@ -6847,7 +6847,7 @@
           <w:sz w:val="16"/>
           <w:szCs w:val="16"/>
         </w:rPr>
-        <w:t>°.-</w:t>
+        <w:t>.-</w:t>
       </w:r>
       <w:proofErr w:type="gramEnd"/>
       <w:r>
@@ -6990,7 +6990,7 @@
           <w:sz w:val="16"/>
           <w:szCs w:val="16"/>
         </w:rPr>
-        <w:t>N°</w:t>
+        <w:t/>
       </w:r>
       <w:proofErr w:type="spellEnd"/>
       <w:r>
@@ -7034,7 +7034,7 @@
           <w:sz w:val="16"/>
           <w:szCs w:val="16"/>
         </w:rPr>
-        <w:t>°.-</w:t>
+        <w:t>.-</w:t>
       </w:r>
       <w:proofErr w:type="gramEnd"/>
       <w:r>
@@ -7293,7 +7293,7 @@
           <w:sz w:val="16"/>
           <w:szCs w:val="16"/>
         </w:rPr>
-        <w:t>N°</w:t>
+        <w:t/>
       </w:r>
       <w:proofErr w:type="spellEnd"/>
       <w:r>
@@ -7776,7 +7776,7 @@
                               <w:sz w:val="16"/>
                               <w:szCs w:val="16"/>
                             </w:rPr>
-                            <w:t>SECRETARÍA TÉCNICA DE LA COMISIÓN DE PROTECCIÓN AL CONSUMIDOR N°1</w:t>
+                            <w:t>SECRETARÍA TÉCNICA DE LA Comisión de Protección al Consumidor 1</w:t>
                           </w:r>
                         </w:p>
                         <w:p>
@@ -7856,7 +7856,7 @@
                         <w:sz w:val="16"/>
                         <w:szCs w:val="16"/>
                       </w:rPr>
-                      <w:t>SECRETARÍA TÉCNICA DE LA COMISIÓN DE PROTECCIÓN AL CONSUMIDOR N°1</w:t>
+                      <w:t>SECRETARÍA TÉCNICA DE LA Comisión de Protección al Consumidor 1</w:t>
                     </w:r>
                   </w:p>
                   <w:p>

--- a/plantillas_maestras/03_seguro_desgravamen/negativa_cobertura/2_ddos_banco_y_aseguradora/mujer/TPL_2697_2025_SEGURO_DESGRAVAMEN_NEGATIVA_COBERTURA_BANCO_MUJER_R3.docx
+++ b/plantillas_maestras/03_seguro_desgravamen/negativa_cobertura/2_ddos_banco_y_aseguradora/mujer/TPL_2697_2025_SEGURO_DESGRAVAMEN_NEGATIVA_COBERTURA_BANCO_MUJER_R3.docx
@@ -119,7 +119,7 @@
           <w:lang w:eastAsia="es-PE"/>
           <w14:ligatures w14:val="none"/>
         </w:rPr>
-        <w:t>DENUNCIANTE</w:t>
+        <w:t xml:space="preserve">DENUNCIANTE:[DENUNCIANTE] (SEÑORA [APELLIDO]) </w:t>
       </w:r>
       <w:r>
         <w:rPr>
@@ -139,7 +139,7 @@
           <w:lang w:eastAsia="es-PE"/>
           <w14:ligatures w14:val="none"/>
         </w:rPr>
-        <w:t>:</w:t>
+        <w:t/>
       </w:r>
       <w:r>
         <w:rPr>
@@ -158,7 +158,7 @@
           <w:lang w:eastAsia="es-PE"/>
           <w14:ligatures w14:val="none"/>
         </w:rPr>
-        <w:t xml:space="preserve">ANNIE ALCANTARA TRAVEZAÑO </w:t>
+        <w:t xml:space="preserve"/>
       </w:r>
       <w:r>
         <w:rPr>
@@ -169,7 +169,7 @@
           <w:lang w:eastAsia="es-PE"/>
           <w14:ligatures w14:val="none"/>
         </w:rPr>
-        <w:t>(</w:t>
+        <w:t/>
       </w:r>
       <w:r>
         <w:rPr>
@@ -180,7 +180,7 @@
           <w:lang w:eastAsia="es-PE"/>
           <w14:ligatures w14:val="none"/>
         </w:rPr>
-        <w:t>SEÑOR</w:t>
+        <w:t/>
       </w:r>
       <w:r>
         <w:rPr>
@@ -191,7 +191,7 @@
           <w:lang w:eastAsia="es-PE"/>
           <w14:ligatures w14:val="none"/>
         </w:rPr>
-        <w:t>A</w:t>
+        <w:t/>
       </w:r>
       <w:r>
         <w:rPr>
@@ -202,7 +202,7 @@
           <w:lang w:eastAsia="es-PE"/>
           <w14:ligatures w14:val="none"/>
         </w:rPr>
-        <w:t xml:space="preserve"> </w:t>
+        <w:t xml:space="preserve"/>
       </w:r>
       <w:r>
         <w:rPr>
@@ -213,7 +213,7 @@
           <w:lang w:eastAsia="es-PE"/>
           <w14:ligatures w14:val="none"/>
         </w:rPr>
-        <w:t>ALCANTARA</w:t>
+        <w:t/>
       </w:r>
       <w:r>
         <w:rPr>
@@ -224,7 +224,7 @@
           <w:lang w:eastAsia="es-PE"/>
           <w14:ligatures w14:val="none"/>
         </w:rPr>
-        <w:t xml:space="preserve">) </w:t>
+        <w:t xml:space="preserve"/>
       </w:r>
     </w:p>
     <w:p>
@@ -653,7 +653,7 @@
           <w:lang w:eastAsia="es-PE"/>
           <w14:ligatures w14:val="none"/>
         </w:rPr>
-        <w:t>Mediante escrito del</w:t>
+        <w:t xml:space="preserve">Mediante escrito del 2 de agosto de 2025, la señora [APELLIDO] denunció al Banco y a Pacífico, por presuntas infracciones a la Ley 29571, Código de Protección y Defensa del Consumidor (en adelante, Código).</w:t>
       </w:r>
       <w:r>
         <w:rPr>
@@ -663,7 +663,7 @@
           <w:lang w:eastAsia="es-PE"/>
           <w14:ligatures w14:val="none"/>
         </w:rPr>
-        <w:t xml:space="preserve"> </w:t>
+        <w:t xml:space="preserve"/>
       </w:r>
       <w:r>
         <w:rPr>
@@ -673,7 +673,7 @@
           <w:lang w:eastAsia="es-PE"/>
           <w14:ligatures w14:val="none"/>
         </w:rPr>
-        <w:t>2 de agosto de 2025</w:t>
+        <w:t/>
       </w:r>
       <w:r>
         <w:rPr>
@@ -692,7 +692,7 @@
           <w:lang w:eastAsia="es-PE"/>
           <w14:ligatures w14:val="none"/>
         </w:rPr>
-        <w:t xml:space="preserve">, </w:t>
+        <w:t xml:space="preserve"/>
       </w:r>
       <w:r>
         <w:rPr>
@@ -702,7 +702,7 @@
           <w:lang w:eastAsia="es-PE"/>
           <w14:ligatures w14:val="none"/>
         </w:rPr>
-        <w:t xml:space="preserve">la señora </w:t>
+        <w:t xml:space="preserve"/>
       </w:r>
       <w:proofErr w:type="spellStart"/>
       <w:r>
@@ -713,7 +713,7 @@
           <w:lang w:eastAsia="es-PE"/>
           <w14:ligatures w14:val="none"/>
         </w:rPr>
-        <w:t>Alcantara</w:t>
+        <w:t/>
       </w:r>
       <w:proofErr w:type="spellEnd"/>
       <w:r>
@@ -724,7 +724,7 @@
           <w:lang w:eastAsia="es-PE"/>
           <w14:ligatures w14:val="none"/>
         </w:rPr>
-        <w:t xml:space="preserve"> </w:t>
+        <w:t xml:space="preserve"/>
       </w:r>
       <w:r>
         <w:rPr>
@@ -734,7 +734,7 @@
           <w:lang w:eastAsia="es-PE"/>
           <w14:ligatures w14:val="none"/>
         </w:rPr>
-        <w:t>denunció</w:t>
+        <w:t/>
       </w:r>
       <w:r>
         <w:rPr>
@@ -742,7 +742,7 @@
           <w:kern w:val="0"/>
           <w14:ligatures w14:val="none"/>
         </w:rPr>
-        <w:t xml:space="preserve"> </w:t>
+        <w:t xml:space="preserve"/>
       </w:r>
       <w:r>
         <w:rPr>
@@ -750,7 +750,7 @@
           <w:kern w:val="0"/>
           <w14:ligatures w14:val="none"/>
         </w:rPr>
-        <w:t>al Banco y a Pacífico</w:t>
+        <w:t/>
       </w:r>
       <w:r>
         <w:rPr>
@@ -758,7 +758,7 @@
           <w:kern w:val="0"/>
           <w14:ligatures w14:val="none"/>
         </w:rPr>
-        <w:t>,</w:t>
+        <w:t/>
       </w:r>
       <w:r>
         <w:rPr>
@@ -766,7 +766,7 @@
           <w:kern w:val="0"/>
           <w14:ligatures w14:val="none"/>
         </w:rPr>
-        <w:t xml:space="preserve"> </w:t>
+        <w:t xml:space="preserve"/>
       </w:r>
       <w:r>
         <w:rPr>
@@ -776,7 +776,7 @@
           <w:lang w:eastAsia="es-PE"/>
           <w14:ligatures w14:val="none"/>
         </w:rPr>
-        <w:t>por presuntas infracciones a la Ley 29571, Código de Protección y Defensa del Consumidor (en adelante, Código)</w:t>
+        <w:t/>
       </w:r>
       <w:r>
         <w:rPr>
@@ -797,7 +797,7 @@
           <w:lang w:eastAsia="es-PE"/>
           <w14:ligatures w14:val="none"/>
         </w:rPr>
-        <w:t>.</w:t>
+        <w:t/>
       </w:r>
     </w:p>
     <w:p>
@@ -842,7 +842,7 @@
           <w:lang w:eastAsia="es-PE"/>
           <w14:ligatures w14:val="none"/>
         </w:rPr>
-        <w:t>Por Resolución 1</w:t>
+        <w:t xml:space="preserve">Por Resolución 1 del 18 de noviembre de 2025, la Secretaría Técnica de la Comisión de Protección al Consumidor 1 requirió que la señora [APELLIDO] cumpla con lo siguiente: </w:t>
       </w:r>
       <w:r>
         <w:rPr>
@@ -852,7 +852,7 @@
           <w:lang w:eastAsia="es-PE"/>
           <w14:ligatures w14:val="none"/>
         </w:rPr>
-        <w:t xml:space="preserve"> </w:t>
+        <w:t xml:space="preserve"/>
       </w:r>
       <w:r>
         <w:rPr>
@@ -862,7 +862,7 @@
           <w:lang w:eastAsia="es-PE"/>
           <w14:ligatures w14:val="none"/>
         </w:rPr>
-        <w:t xml:space="preserve">del </w:t>
+        <w:t xml:space="preserve"/>
       </w:r>
       <w:r>
         <w:rPr>
@@ -872,7 +872,7 @@
           <w:lang w:eastAsia="es-PE"/>
           <w14:ligatures w14:val="none"/>
         </w:rPr>
-        <w:t>18 de noviembre de 2025</w:t>
+        <w:t/>
       </w:r>
       <w:r>
         <w:rPr>
@@ -882,7 +882,7 @@
           <w:lang w:eastAsia="es-PE"/>
           <w14:ligatures w14:val="none"/>
         </w:rPr>
-        <w:t>, la Secretaría Técnica de la Comisión de Protección al Consumidor 1</w:t>
+        <w:t/>
       </w:r>
       <w:r>
         <w:rPr>
@@ -892,7 +892,7 @@
           <w:lang w:eastAsia="es-PE"/>
           <w14:ligatures w14:val="none"/>
         </w:rPr>
-        <w:t xml:space="preserve"> </w:t>
+        <w:t xml:space="preserve"/>
       </w:r>
       <w:r>
         <w:rPr>
@@ -902,7 +902,7 @@
           <w:lang w:eastAsia="es-PE"/>
           <w14:ligatures w14:val="none"/>
         </w:rPr>
-        <w:t xml:space="preserve">requirió que </w:t>
+        <w:t xml:space="preserve"/>
       </w:r>
       <w:r>
         <w:rPr>
@@ -912,7 +912,7 @@
           <w:lang w:eastAsia="es-PE"/>
           <w14:ligatures w14:val="none"/>
         </w:rPr>
-        <w:t xml:space="preserve">la señora </w:t>
+        <w:t xml:space="preserve"/>
       </w:r>
       <w:proofErr w:type="spellStart"/>
       <w:r>
@@ -923,7 +923,7 @@
           <w:lang w:eastAsia="es-PE"/>
           <w14:ligatures w14:val="none"/>
         </w:rPr>
-        <w:t>Alcantara</w:t>
+        <w:t/>
       </w:r>
       <w:proofErr w:type="spellEnd"/>
       <w:r>
@@ -934,7 +934,7 @@
           <w:lang w:eastAsia="es-PE"/>
           <w14:ligatures w14:val="none"/>
         </w:rPr>
-        <w:t xml:space="preserve"> </w:t>
+        <w:t xml:space="preserve"/>
       </w:r>
       <w:r>
         <w:rPr>
@@ -944,7 +944,7 @@
           <w:lang w:eastAsia="es-PE"/>
           <w14:ligatures w14:val="none"/>
         </w:rPr>
-        <w:t>cumpla con</w:t>
+        <w:t/>
       </w:r>
       <w:r>
         <w:rPr>
@@ -954,7 +954,7 @@
           <w:lang w:eastAsia="es-PE"/>
           <w14:ligatures w14:val="none"/>
         </w:rPr>
-        <w:t xml:space="preserve"> </w:t>
+        <w:t xml:space="preserve"/>
       </w:r>
       <w:r>
         <w:rPr>
@@ -964,7 +964,7 @@
           <w:lang w:eastAsia="es-PE"/>
           <w14:ligatures w14:val="none"/>
         </w:rPr>
-        <w:t xml:space="preserve">lo siguiente: </w:t>
+        <w:t xml:space="preserve"/>
       </w:r>
     </w:p>
     <w:p>
@@ -1171,7 +1171,7 @@
           <w:lang w:eastAsia="es-PE"/>
           <w14:ligatures w14:val="none"/>
         </w:rPr>
-        <w:t>(</w:t>
+        <w:t xml:space="preserve">(iii) presentar una copia de la Sucesión Intestada de Felix Esteban [APELLIDO] Chavez; y, </w:t>
       </w:r>
       <w:proofErr w:type="spellStart"/>
       <w:r>
@@ -1183,7 +1183,7 @@
           <w:lang w:eastAsia="es-PE"/>
           <w14:ligatures w14:val="none"/>
         </w:rPr>
-        <w:t>iii</w:t>
+        <w:t/>
       </w:r>
       <w:proofErr w:type="spellEnd"/>
       <w:r>
@@ -1195,7 +1195,7 @@
           <w:lang w:eastAsia="es-PE"/>
           <w14:ligatures w14:val="none"/>
         </w:rPr>
-        <w:t xml:space="preserve">) presentar una copia de la Sucesión Intestada de </w:t>
+        <w:t xml:space="preserve"/>
       </w:r>
       <w:proofErr w:type="spellStart"/>
       <w:r>
@@ -1207,7 +1207,7 @@
           <w:lang w:eastAsia="es-PE"/>
           <w14:ligatures w14:val="none"/>
         </w:rPr>
-        <w:t>Felix</w:t>
+        <w:t/>
       </w:r>
       <w:proofErr w:type="spellEnd"/>
       <w:r>
@@ -1219,7 +1219,7 @@
           <w:lang w:eastAsia="es-PE"/>
           <w14:ligatures w14:val="none"/>
         </w:rPr>
-        <w:t xml:space="preserve"> Esteban </w:t>
+        <w:t xml:space="preserve"/>
       </w:r>
       <w:proofErr w:type="spellStart"/>
       <w:r>
@@ -1231,7 +1231,7 @@
           <w:lang w:eastAsia="es-PE"/>
           <w14:ligatures w14:val="none"/>
         </w:rPr>
-        <w:t>Alcantara</w:t>
+        <w:t/>
       </w:r>
       <w:proofErr w:type="spellEnd"/>
       <w:r>
@@ -1243,7 +1243,7 @@
           <w:lang w:eastAsia="es-PE"/>
           <w14:ligatures w14:val="none"/>
         </w:rPr>
-        <w:t xml:space="preserve"> Chavez; y, </w:t>
+        <w:t xml:space="preserve"/>
       </w:r>
     </w:p>
     <w:p>
@@ -1288,7 +1288,7 @@
           <w:lang w:eastAsia="es-PE"/>
           <w14:ligatures w14:val="none"/>
         </w:rPr>
-        <w:t>(</w:t>
+        <w:t xml:space="preserve">(iv) presentar el documento que acredite que actúa en representación de la Sucesión Intestada de Felix Esteban [APELLIDO] Chavez o se encuentra facultada para ello.”. </w:t>
       </w:r>
       <w:proofErr w:type="spellStart"/>
       <w:r>
@@ -1300,7 +1300,7 @@
           <w:lang w:eastAsia="es-PE"/>
           <w14:ligatures w14:val="none"/>
         </w:rPr>
-        <w:t>iv</w:t>
+        <w:t/>
       </w:r>
       <w:proofErr w:type="spellEnd"/>
       <w:r>
@@ -1312,7 +1312,7 @@
           <w:lang w:eastAsia="es-PE"/>
           <w14:ligatures w14:val="none"/>
         </w:rPr>
-        <w:t xml:space="preserve">) presentar el documento que acredite que actúa en representación de la Sucesión Intestada de </w:t>
+        <w:t xml:space="preserve"/>
       </w:r>
       <w:proofErr w:type="spellStart"/>
       <w:r>
@@ -1324,7 +1324,7 @@
           <w:lang w:eastAsia="es-PE"/>
           <w14:ligatures w14:val="none"/>
         </w:rPr>
-        <w:t>Felix</w:t>
+        <w:t/>
       </w:r>
       <w:proofErr w:type="spellEnd"/>
       <w:r>
@@ -1336,7 +1336,7 @@
           <w:lang w:eastAsia="es-PE"/>
           <w14:ligatures w14:val="none"/>
         </w:rPr>
-        <w:t xml:space="preserve"> Esteban </w:t>
+        <w:t xml:space="preserve"/>
       </w:r>
       <w:proofErr w:type="spellStart"/>
       <w:r>
@@ -1348,7 +1348,7 @@
           <w:lang w:eastAsia="es-PE"/>
           <w14:ligatures w14:val="none"/>
         </w:rPr>
-        <w:t>Alcantara</w:t>
+        <w:t/>
       </w:r>
       <w:proofErr w:type="spellEnd"/>
       <w:r>
@@ -1360,7 +1360,7 @@
           <w:lang w:eastAsia="es-PE"/>
           <w14:ligatures w14:val="none"/>
         </w:rPr>
-        <w:t xml:space="preserve"> Chavez o se encuentra facultada para ello.</w:t>
+        <w:t xml:space="preserve"/>
       </w:r>
       <w:r>
         <w:rPr>
@@ -1371,7 +1371,7 @@
           <w:lang w:eastAsia="es-PE"/>
           <w14:ligatures w14:val="none"/>
         </w:rPr>
-        <w:t>”</w:t>
+        <w:t/>
       </w:r>
       <w:r>
         <w:rPr>
@@ -1382,7 +1382,7 @@
           <w:lang w:eastAsia="es-PE"/>
           <w14:ligatures w14:val="none"/>
         </w:rPr>
-        <w:t xml:space="preserve">. </w:t>
+        <w:t xml:space="preserve"/>
       </w:r>
     </w:p>
     <w:p>
@@ -1427,7 +1427,7 @@
           <w:lang w:eastAsia="es-PE"/>
           <w14:ligatures w14:val="none"/>
         </w:rPr>
-        <w:t xml:space="preserve">La Resolución 1 fue debidamente notificada </w:t>
+        <w:t xml:space="preserve">La Resolución 1 fue debidamente notificada la a señora [APELLIDO] el 24 de noviembre de 2025, a los correos electrónicos [CORREO] y [CORREO]. </w:t>
       </w:r>
       <w:r>
         <w:rPr>
@@ -1437,7 +1437,7 @@
           <w:lang w:eastAsia="es-PE"/>
           <w14:ligatures w14:val="none"/>
         </w:rPr>
-        <w:t xml:space="preserve">la a señora </w:t>
+        <w:t xml:space="preserve"/>
       </w:r>
       <w:proofErr w:type="spellStart"/>
       <w:r>
@@ -1448,7 +1448,7 @@
           <w:lang w:eastAsia="es-PE"/>
           <w14:ligatures w14:val="none"/>
         </w:rPr>
-        <w:t>Alcantara</w:t>
+        <w:t/>
       </w:r>
       <w:proofErr w:type="spellEnd"/>
       <w:r>
@@ -1459,7 +1459,7 @@
           <w:lang w:eastAsia="es-PE"/>
           <w14:ligatures w14:val="none"/>
         </w:rPr>
-        <w:t xml:space="preserve"> </w:t>
+        <w:t xml:space="preserve"/>
       </w:r>
       <w:r>
         <w:rPr>
@@ -1469,7 +1469,7 @@
           <w:lang w:eastAsia="es-PE"/>
           <w14:ligatures w14:val="none"/>
         </w:rPr>
-        <w:t xml:space="preserve">el </w:t>
+        <w:t xml:space="preserve"/>
       </w:r>
       <w:r>
         <w:rPr>
@@ -1479,7 +1479,7 @@
           <w:lang w:eastAsia="es-PE"/>
           <w14:ligatures w14:val="none"/>
         </w:rPr>
-        <w:t>24</w:t>
+        <w:t/>
       </w:r>
       <w:r>
         <w:rPr>
@@ -1489,7 +1489,7 @@
           <w:lang w:eastAsia="es-PE"/>
           <w14:ligatures w14:val="none"/>
         </w:rPr>
-        <w:t xml:space="preserve"> </w:t>
+        <w:t xml:space="preserve"/>
       </w:r>
       <w:r>
         <w:rPr>
@@ -1498,7 +1498,7 @@
           <w:lang w:eastAsia="es-PE"/>
           <w14:ligatures w14:val="none"/>
         </w:rPr>
-        <w:t xml:space="preserve">de </w:t>
+        <w:t xml:space="preserve"/>
       </w:r>
       <w:r>
         <w:rPr>
@@ -1507,7 +1507,7 @@
           <w:lang w:eastAsia="es-PE"/>
           <w14:ligatures w14:val="none"/>
         </w:rPr>
-        <w:t>noviembre</w:t>
+        <w:t/>
       </w:r>
       <w:r>
         <w:rPr>
@@ -1516,7 +1516,7 @@
           <w:lang w:eastAsia="es-PE"/>
           <w14:ligatures w14:val="none"/>
         </w:rPr>
-        <w:t xml:space="preserve"> de 202</w:t>
+        <w:t xml:space="preserve"/>
       </w:r>
       <w:r>
         <w:rPr>
@@ -1525,7 +1525,7 @@
           <w:lang w:eastAsia="es-PE"/>
           <w14:ligatures w14:val="none"/>
         </w:rPr>
-        <w:t>5</w:t>
+        <w:t/>
       </w:r>
       <w:r>
         <w:rPr>
@@ -1535,7 +1535,7 @@
           <w:lang w:eastAsia="es-PE"/>
           <w14:ligatures w14:val="none"/>
         </w:rPr>
-        <w:t>, a</w:t>
+        <w:t/>
       </w:r>
       <w:r>
         <w:rPr>
@@ -1545,7 +1545,7 @@
           <w:lang w:eastAsia="es-PE"/>
           <w14:ligatures w14:val="none"/>
         </w:rPr>
-        <w:t xml:space="preserve"> los </w:t>
+        <w:t xml:space="preserve"/>
       </w:r>
       <w:r>
         <w:rPr>
@@ -1555,7 +1555,7 @@
           <w:lang w:eastAsia="es-PE"/>
           <w14:ligatures w14:val="none"/>
         </w:rPr>
-        <w:t>correo</w:t>
+        <w:t/>
       </w:r>
       <w:r>
         <w:rPr>
@@ -1565,7 +1565,7 @@
           <w:lang w:eastAsia="es-PE"/>
           <w14:ligatures w14:val="none"/>
         </w:rPr>
-        <w:t>s</w:t>
+        <w:t/>
       </w:r>
       <w:r>
         <w:rPr>
@@ -1575,7 +1575,7 @@
           <w:lang w:eastAsia="es-PE"/>
           <w14:ligatures w14:val="none"/>
         </w:rPr>
-        <w:t xml:space="preserve"> electrónico</w:t>
+        <w:t xml:space="preserve"/>
       </w:r>
       <w:r>
         <w:rPr>
@@ -1585,7 +1585,7 @@
           <w:lang w:eastAsia="es-PE"/>
           <w14:ligatures w14:val="none"/>
         </w:rPr>
-        <w:t>s</w:t>
+        <w:t/>
       </w:r>
       <w:r>
         <w:rPr>
@@ -1595,31 +1595,31 @@
           <w:lang w:eastAsia="es-PE"/>
           <w14:ligatures w14:val="none"/>
         </w:rPr>
-        <w:t xml:space="preserve"> </w:t>
-      </w:r>
-      <w:r>
-        <w:rPr>
-          <w:rFonts w:ascii="Arial Narrow" w:hAnsi="Arial Narrow"/>
-        </w:rPr>
-        <w:t>jacqueline13_06@yahoo.es</w:t>
-      </w:r>
-      <w:r>
-        <w:rPr>
-          <w:rFonts w:ascii="Arial Narrow" w:hAnsi="Arial Narrow"/>
-        </w:rPr>
-        <w:t xml:space="preserve"> y</w:t>
-      </w:r>
-      <w:r>
-        <w:rPr>
-          <w:rFonts w:ascii="Arial Narrow" w:hAnsi="Arial Narrow"/>
-        </w:rPr>
-        <w:t xml:space="preserve"> jeanette.fa06@gmail.com</w:t>
-      </w:r>
-      <w:r>
-        <w:rPr>
-          <w:rFonts w:ascii="Arial Narrow" w:hAnsi="Arial Narrow"/>
-        </w:rPr>
-        <w:t xml:space="preserve">. </w:t>
+        <w:t xml:space="preserve"/>
+      </w:r>
+      <w:r>
+        <w:rPr>
+          <w:rFonts w:ascii="Arial Narrow" w:hAnsi="Arial Narrow"/>
+        </w:rPr>
+        <w:t/>
+      </w:r>
+      <w:r>
+        <w:rPr>
+          <w:rFonts w:ascii="Arial Narrow" w:hAnsi="Arial Narrow"/>
+        </w:rPr>
+        <w:t xml:space="preserve"/>
+      </w:r>
+      <w:r>
+        <w:rPr>
+          <w:rFonts w:ascii="Arial Narrow" w:hAnsi="Arial Narrow"/>
+        </w:rPr>
+        <w:t xml:space="preserve"/>
+      </w:r>
+      <w:r>
+        <w:rPr>
+          <w:rFonts w:ascii="Arial Narrow" w:hAnsi="Arial Narrow"/>
+        </w:rPr>
+        <w:t xml:space="preserve"/>
       </w:r>
     </w:p>
     <w:p>
@@ -1663,7 +1663,7 @@
           <w:kern w:val="0"/>
           <w14:ligatures w14:val="none"/>
         </w:rPr>
-        <w:t>A través de la</w:t>
+        <w:t xml:space="preserve">A través de la Resolución 2 del 27 de noviembre de 2025, debidamente notificada a la señora [APELLIDO] el 28 de noviembre de 2025, se declaró inadmisible la denuncia presentada por la señora [APELLIDO] contra el Banco y Pacífico por presuntas infracciones al Código; debido a que no cumplió con atender el requerimiento de información efectuado mediante la Resolución  1 del 18 de noviembre de 2025.</w:t>
       </w:r>
       <w:r>
         <w:rPr>
@@ -1671,7 +1671,7 @@
           <w:kern w:val="0"/>
           <w14:ligatures w14:val="none"/>
         </w:rPr>
-        <w:t xml:space="preserve"> Resolución </w:t>
+        <w:t xml:space="preserve"/>
       </w:r>
       <w:r>
         <w:rPr>
@@ -1681,7 +1681,7 @@
           <w:lang w:eastAsia="es-PE"/>
           <w14:ligatures w14:val="none"/>
         </w:rPr>
-        <w:t>2</w:t>
+        <w:t/>
       </w:r>
       <w:r>
         <w:rPr>
@@ -1691,7 +1691,7 @@
           <w:lang w:eastAsia="es-PE"/>
           <w14:ligatures w14:val="none"/>
         </w:rPr>
-        <w:t xml:space="preserve"> del </w:t>
+        <w:t xml:space="preserve"/>
       </w:r>
       <w:bookmarkStart w:id="1" w:name="_Hlk217321623"/>
       <w:r>
@@ -1702,7 +1702,7 @@
           <w:lang w:eastAsia="es-PE"/>
           <w14:ligatures w14:val="none"/>
         </w:rPr>
-        <w:t>27 de noviembre de 2025</w:t>
+        <w:t/>
       </w:r>
       <w:bookmarkEnd w:id="1"/>
       <w:r>
@@ -1713,7 +1713,7 @@
           <w:lang w:eastAsia="es-PE"/>
           <w14:ligatures w14:val="none"/>
         </w:rPr>
-        <w:t xml:space="preserve">, debidamente notificada </w:t>
+        <w:t xml:space="preserve"/>
       </w:r>
       <w:r>
         <w:rPr>
@@ -1723,7 +1723,7 @@
           <w:lang w:eastAsia="es-PE"/>
           <w14:ligatures w14:val="none"/>
         </w:rPr>
-        <w:t>a</w:t>
+        <w:t/>
       </w:r>
       <w:r>
         <w:rPr>
@@ -1733,7 +1733,7 @@
           <w:lang w:eastAsia="es-PE"/>
           <w14:ligatures w14:val="none"/>
         </w:rPr>
-        <w:t xml:space="preserve"> </w:t>
+        <w:t xml:space="preserve"/>
       </w:r>
       <w:r>
         <w:rPr>
@@ -1743,7 +1743,7 @@
           <w:lang w:eastAsia="es-PE"/>
           <w14:ligatures w14:val="none"/>
         </w:rPr>
-        <w:t>l</w:t>
+        <w:t/>
       </w:r>
       <w:r>
         <w:rPr>
@@ -1753,7 +1753,7 @@
           <w:lang w:eastAsia="es-PE"/>
           <w14:ligatures w14:val="none"/>
         </w:rPr>
-        <w:t xml:space="preserve">a señora </w:t>
+        <w:t xml:space="preserve"/>
       </w:r>
       <w:proofErr w:type="spellStart"/>
       <w:r>
@@ -1764,7 +1764,7 @@
           <w:lang w:eastAsia="es-PE"/>
           <w14:ligatures w14:val="none"/>
         </w:rPr>
-        <w:t>Alcantara</w:t>
+        <w:t/>
       </w:r>
       <w:proofErr w:type="spellEnd"/>
       <w:r>
@@ -1775,7 +1775,7 @@
           <w:lang w:eastAsia="es-PE"/>
           <w14:ligatures w14:val="none"/>
         </w:rPr>
-        <w:t xml:space="preserve"> el </w:t>
+        <w:t xml:space="preserve"/>
       </w:r>
       <w:r>
         <w:rPr>
@@ -1785,7 +1785,7 @@
           <w:lang w:eastAsia="es-PE"/>
           <w14:ligatures w14:val="none"/>
         </w:rPr>
-        <w:t>28 de noviembre de 2025</w:t>
+        <w:t/>
       </w:r>
       <w:r>
         <w:rPr>
@@ -1795,7 +1795,7 @@
           <w:lang w:eastAsia="es-PE"/>
           <w14:ligatures w14:val="none"/>
         </w:rPr>
-        <w:t xml:space="preserve">, </w:t>
+        <w:t xml:space="preserve"/>
       </w:r>
       <w:r>
         <w:rPr>
@@ -1803,7 +1803,7 @@
           <w:kern w:val="0"/>
           <w14:ligatures w14:val="none"/>
         </w:rPr>
-        <w:t>se declaró</w:t>
+        <w:t/>
       </w:r>
       <w:r>
         <w:rPr>
@@ -1811,7 +1811,7 @@
           <w:kern w:val="0"/>
           <w14:ligatures w14:val="none"/>
         </w:rPr>
-        <w:t xml:space="preserve"> </w:t>
+        <w:t xml:space="preserve"/>
       </w:r>
       <w:r>
         <w:rPr>
@@ -1819,7 +1819,7 @@
           <w:kern w:val="0"/>
           <w14:ligatures w14:val="none"/>
         </w:rPr>
-        <w:t xml:space="preserve">inadmisible la denuncia presentada por la señora </w:t>
+        <w:t xml:space="preserve"/>
       </w:r>
       <w:proofErr w:type="spellStart"/>
       <w:r>
@@ -1828,7 +1828,7 @@
           <w:kern w:val="0"/>
           <w14:ligatures w14:val="none"/>
         </w:rPr>
-        <w:t>Alcantara</w:t>
+        <w:t/>
       </w:r>
       <w:proofErr w:type="spellEnd"/>
       <w:r>
@@ -1837,7 +1837,7 @@
           <w:kern w:val="0"/>
           <w14:ligatures w14:val="none"/>
         </w:rPr>
-        <w:t xml:space="preserve"> contra </w:t>
+        <w:t xml:space="preserve"/>
       </w:r>
       <w:r>
         <w:rPr>
@@ -1845,7 +1845,7 @@
           <w:kern w:val="0"/>
           <w14:ligatures w14:val="none"/>
         </w:rPr>
-        <w:t>el Banco</w:t>
+        <w:t/>
       </w:r>
       <w:r>
         <w:rPr>
@@ -1853,7 +1853,7 @@
           <w:kern w:val="0"/>
           <w14:ligatures w14:val="none"/>
         </w:rPr>
-        <w:t xml:space="preserve"> y Pacífico </w:t>
+        <w:t xml:space="preserve"/>
       </w:r>
       <w:r>
         <w:rPr>
@@ -1863,7 +1863,7 @@
           <w:lang w:eastAsia="es-PE"/>
           <w14:ligatures w14:val="none"/>
         </w:rPr>
-        <w:t xml:space="preserve">por </w:t>
+        <w:t xml:space="preserve"/>
       </w:r>
       <w:r>
         <w:rPr>
@@ -1871,7 +1871,7 @@
           <w:kern w:val="0"/>
           <w14:ligatures w14:val="none"/>
         </w:rPr>
-        <w:t>presuntas infracciones a</w:t>
+        <w:t/>
       </w:r>
       <w:r>
         <w:rPr>
@@ -1879,7 +1879,7 @@
           <w:kern w:val="0"/>
           <w14:ligatures w14:val="none"/>
         </w:rPr>
-        <w:t>l</w:t>
+        <w:t/>
       </w:r>
       <w:r>
         <w:rPr>
@@ -1887,7 +1887,7 @@
           <w:kern w:val="0"/>
           <w14:ligatures w14:val="none"/>
         </w:rPr>
-        <w:t xml:space="preserve"> </w:t>
+        <w:t xml:space="preserve"/>
       </w:r>
       <w:r>
         <w:rPr>
@@ -1895,7 +1895,7 @@
           <w:kern w:val="0"/>
           <w14:ligatures w14:val="none"/>
         </w:rPr>
-        <w:t>Código</w:t>
+        <w:t/>
       </w:r>
       <w:r>
         <w:rPr>
@@ -1903,7 +1903,7 @@
           <w:kern w:val="0"/>
           <w14:ligatures w14:val="none"/>
         </w:rPr>
-        <w:t xml:space="preserve">; </w:t>
+        <w:t xml:space="preserve"/>
       </w:r>
       <w:r>
         <w:rPr>
@@ -1911,7 +1911,7 @@
           <w:kern w:val="0"/>
           <w14:ligatures w14:val="none"/>
         </w:rPr>
-        <w:t>debido a que no cumplió</w:t>
+        <w:t/>
       </w:r>
       <w:r>
         <w:rPr>
@@ -1919,7 +1919,7 @@
           <w:kern w:val="0"/>
           <w14:ligatures w14:val="none"/>
         </w:rPr>
-        <w:t xml:space="preserve"> con atender el requerimiento de información efectuado mediante la Resolución </w:t>
+        <w:t xml:space="preserve"/>
       </w:r>
       <w:proofErr w:type="spellStart"/>
       <w:r>
@@ -1937,7 +1937,7 @@
           <w:kern w:val="0"/>
           <w14:ligatures w14:val="none"/>
         </w:rPr>
-        <w:t xml:space="preserve"> </w:t>
+        <w:t xml:space="preserve"/>
       </w:r>
       <w:r>
         <w:rPr>
@@ -1945,7 +1945,7 @@
           <w:kern w:val="0"/>
           <w14:ligatures w14:val="none"/>
         </w:rPr>
-        <w:t>1 del 18 de noviembre de 2025.</w:t>
+        <w:t/>
       </w:r>
     </w:p>
     <w:p>
@@ -1991,7 +1991,7 @@
           <w:kern w:val="0"/>
           <w:u w:val="none"/>
         </w:rPr>
-        <w:t xml:space="preserve">El </w:t>
+        <w:t xml:space="preserve">El 28 de noviembre de 2025, convalidado por escrito del 1 de diciembre de 2025, la señora [APELLIDO] presentó un escrito señalando que, con fecha 26 de noviembre de 2025, había cumplido con remitir la documentación requerida mediante la Resolución  1 del 18 de noviembre de 2025, la cual fue presentada ante la Dependencia de Lima Norte del Indecopi a través de la Mesa de Partes Virtual.</w:t>
       </w:r>
       <w:r>
         <w:rPr>
@@ -1999,7 +1999,7 @@
           <w:color w:val="000000"/>
           <w:kern w:val="0"/>
         </w:rPr>
-        <w:t xml:space="preserve">28 de noviembre de 2025, </w:t>
+        <w:t xml:space="preserve"/>
       </w:r>
       <w:r>
         <w:rPr>
@@ -2007,7 +2007,7 @@
           <w:color w:val="000000"/>
           <w:kern w:val="0"/>
         </w:rPr>
-        <w:t>convalidad</w:t>
+        <w:t/>
       </w:r>
       <w:r>
         <w:rPr>
@@ -2015,7 +2015,7 @@
           <w:color w:val="000000"/>
           <w:kern w:val="0"/>
         </w:rPr>
-        <w:t>o</w:t>
+        <w:t/>
       </w:r>
       <w:r>
         <w:rPr>
@@ -2023,7 +2023,7 @@
           <w:color w:val="000000"/>
           <w:kern w:val="0"/>
         </w:rPr>
-        <w:t xml:space="preserve"> por escrito del</w:t>
+        <w:t xml:space="preserve"/>
       </w:r>
       <w:r>
         <w:rPr>
@@ -2031,7 +2031,7 @@
           <w:color w:val="000000"/>
           <w:kern w:val="0"/>
         </w:rPr>
-        <w:t xml:space="preserve"> 1 de diciembre de 2025, </w:t>
+        <w:t xml:space="preserve"/>
       </w:r>
       <w:r>
         <w:rPr>
@@ -2039,7 +2039,7 @@
           <w:color w:val="000000"/>
           <w:kern w:val="0"/>
         </w:rPr>
-        <w:t>la señora Alcántara presentó un escrito señalando</w:t>
+        <w:t/>
       </w:r>
       <w:r>
         <w:rPr>
@@ -2047,7 +2047,7 @@
           <w:color w:val="000000"/>
           <w:kern w:val="0"/>
         </w:rPr>
-        <w:t xml:space="preserve"> que, con fecha 26 de noviembre de 2025, había cumplido con remitir la documentación requerida mediante la Resolución </w:t>
+        <w:t xml:space="preserve"/>
       </w:r>
       <w:proofErr w:type="spellStart"/>
       <w:r>
@@ -2065,7 +2065,7 @@
           <w:color w:val="000000"/>
           <w:kern w:val="0"/>
         </w:rPr>
-        <w:t xml:space="preserve"> 1 del 18 de noviembre de 2025, la cual fue presentada ante la Dependencia de Lima Norte del </w:t>
+        <w:t xml:space="preserve"/>
       </w:r>
       <w:r>
         <w:rPr>
@@ -2073,7 +2073,7 @@
           <w:color w:val="000000"/>
           <w:kern w:val="0"/>
         </w:rPr>
-        <w:t xml:space="preserve">Indecopi </w:t>
+        <w:t xml:space="preserve"/>
       </w:r>
       <w:r>
         <w:rPr>
@@ -2081,7 +2081,7 @@
           <w:color w:val="000000"/>
           <w:kern w:val="0"/>
         </w:rPr>
-        <w:t>a través de la Mesa de Partes Virtual.</w:t>
+        <w:t/>
       </w:r>
     </w:p>
     <w:p>
@@ -2167,7 +2167,7 @@
           <w14:ligatures w14:val="none"/>
         </w:rPr>
         <w:lastRenderedPageBreak/>
-        <w:t xml:space="preserve">Luego de revisar el expediente y conforme a los antecedentes expuestos, se debe determinar si, de ser el caso, corresponde </w:t>
+        <w:t xml:space="preserve">Luego de revisar el expediente y conforme a los antecedentes expuestos, se debe determinar si, de ser el caso, corresponde evaluar la calificación de la inadmisibilidad de la denuncia presentada por la señora [APELLIDO]. </w:t>
       </w:r>
       <w:r>
         <w:rPr>
@@ -2175,7 +2175,7 @@
           <w:kern w:val="0"/>
           <w14:ligatures w14:val="none"/>
         </w:rPr>
-        <w:t>evaluar la calificación de</w:t>
+        <w:t/>
       </w:r>
       <w:r>
         <w:rPr>
@@ -2183,7 +2183,7 @@
           <w:kern w:val="0"/>
           <w14:ligatures w14:val="none"/>
         </w:rPr>
-        <w:t xml:space="preserve"> la inadmisibilidad de la denuncia presentada por </w:t>
+        <w:t xml:space="preserve"/>
       </w:r>
       <w:r>
         <w:rPr>
@@ -2193,7 +2193,7 @@
           <w:lang w:eastAsia="es-PE"/>
           <w14:ligatures w14:val="none"/>
         </w:rPr>
-        <w:t xml:space="preserve">la señora </w:t>
+        <w:t xml:space="preserve"/>
       </w:r>
       <w:proofErr w:type="spellStart"/>
       <w:r>
@@ -2204,7 +2204,7 @@
           <w:lang w:eastAsia="es-PE"/>
           <w14:ligatures w14:val="none"/>
         </w:rPr>
-        <w:t>Alcantara</w:t>
+        <w:t/>
       </w:r>
       <w:proofErr w:type="spellEnd"/>
       <w:r>
@@ -2213,7 +2213,7 @@
           <w:kern w:val="0"/>
           <w14:ligatures w14:val="none"/>
         </w:rPr>
-        <w:t xml:space="preserve">. </w:t>
+        <w:t xml:space="preserve"/>
       </w:r>
     </w:p>
     <w:p>
@@ -3046,7 +3046,7 @@
           <w:kern w:val="0"/>
           <w14:ligatures w14:val="none"/>
         </w:rPr>
-        <w:t xml:space="preserve">En el presente caso, mediante Resolución </w:t>
+        <w:t xml:space="preserve">En el presente caso, mediante Resolución  1 del 18 de noviembre de 2025, se requirió a la señora [APELLIDO] que cumpla lo siguiente: </w:t>
       </w:r>
       <w:proofErr w:type="spellStart"/>
       <w:r>
@@ -3064,7 +3064,7 @@
           <w:kern w:val="0"/>
           <w14:ligatures w14:val="none"/>
         </w:rPr>
-        <w:t xml:space="preserve"> </w:t>
+        <w:t xml:space="preserve"/>
       </w:r>
       <w:r>
         <w:rPr>
@@ -3072,7 +3072,7 @@
           <w:kern w:val="0"/>
           <w14:ligatures w14:val="none"/>
         </w:rPr>
-        <w:t xml:space="preserve">1 del 18 de noviembre de 2025, se requirió a la señora </w:t>
+        <w:t xml:space="preserve"/>
       </w:r>
       <w:proofErr w:type="spellStart"/>
       <w:r>
@@ -3081,7 +3081,7 @@
           <w:kern w:val="0"/>
           <w14:ligatures w14:val="none"/>
         </w:rPr>
-        <w:t>Alcantara</w:t>
+        <w:t/>
       </w:r>
       <w:proofErr w:type="spellEnd"/>
       <w:r>
@@ -3092,7 +3092,7 @@
           <w:lang w:eastAsia="es-PE"/>
           <w14:ligatures w14:val="none"/>
         </w:rPr>
-        <w:t xml:space="preserve"> </w:t>
+        <w:t xml:space="preserve"/>
       </w:r>
       <w:r>
         <w:rPr>
@@ -3100,7 +3100,7 @@
           <w:kern w:val="0"/>
           <w14:ligatures w14:val="none"/>
         </w:rPr>
-        <w:t xml:space="preserve">que </w:t>
+        <w:t xml:space="preserve"/>
       </w:r>
       <w:r>
         <w:rPr>
@@ -3108,7 +3108,7 @@
           <w:kern w:val="0"/>
           <w14:ligatures w14:val="none"/>
         </w:rPr>
-        <w:t>cumpla</w:t>
+        <w:t/>
       </w:r>
       <w:r>
         <w:rPr>
@@ -3116,7 +3116,7 @@
           <w:kern w:val="0"/>
           <w14:ligatures w14:val="none"/>
         </w:rPr>
-        <w:t xml:space="preserve"> </w:t>
+        <w:t xml:space="preserve"/>
       </w:r>
       <w:r>
         <w:rPr>
@@ -3124,7 +3124,7 @@
           <w:kern w:val="0"/>
           <w14:ligatures w14:val="none"/>
         </w:rPr>
-        <w:t xml:space="preserve">lo siguiente: </w:t>
+        <w:t xml:space="preserve"/>
       </w:r>
     </w:p>
     <w:p>
@@ -3277,7 +3277,7 @@
           <w:lang w:eastAsia="es-PE"/>
           <w14:ligatures w14:val="none"/>
         </w:rPr>
-        <w:t xml:space="preserve">presentar una copia de la Sucesión Intestada de </w:t>
+        <w:t xml:space="preserve">presentar una copia de la Sucesión Intestada de Felix Esteban [APELLIDO] Chavez; y,</w:t>
       </w:r>
       <w:proofErr w:type="spellStart"/>
       <w:r>
@@ -3287,7 +3287,7 @@
           <w:lang w:eastAsia="es-PE"/>
           <w14:ligatures w14:val="none"/>
         </w:rPr>
-        <w:t>Felix</w:t>
+        <w:t/>
       </w:r>
       <w:proofErr w:type="spellEnd"/>
       <w:r>
@@ -3297,7 +3297,7 @@
           <w:lang w:eastAsia="es-PE"/>
           <w14:ligatures w14:val="none"/>
         </w:rPr>
-        <w:t xml:space="preserve"> Esteban </w:t>
+        <w:t xml:space="preserve"/>
       </w:r>
       <w:proofErr w:type="spellStart"/>
       <w:r>
@@ -3307,7 +3307,7 @@
           <w:lang w:eastAsia="es-PE"/>
           <w14:ligatures w14:val="none"/>
         </w:rPr>
-        <w:t>Alcantara</w:t>
+        <w:t/>
       </w:r>
       <w:proofErr w:type="spellEnd"/>
       <w:r>
@@ -3317,7 +3317,7 @@
           <w:lang w:eastAsia="es-PE"/>
           <w14:ligatures w14:val="none"/>
         </w:rPr>
-        <w:t xml:space="preserve"> Chavez; y,</w:t>
+        <w:t xml:space="preserve"/>
       </w:r>
     </w:p>
     <w:p>
@@ -3358,7 +3358,7 @@
           <w:lang w:eastAsia="es-PE"/>
           <w14:ligatures w14:val="none"/>
         </w:rPr>
-        <w:t xml:space="preserve">presentar el documento que acredite que actúa en representación de la Sucesión Intestada </w:t>
+        <w:t xml:space="preserve">presentar el documento que acredite que actúa en representación de la Sucesión Intestada de Felix Esteban [APELLIDO] Chavez o se encuentra facultada para ello.</w:t>
       </w:r>
       <w:r>
         <w:rPr>
@@ -3368,7 +3368,7 @@
           <w14:ligatures w14:val="none"/>
         </w:rPr>
         <w:lastRenderedPageBreak/>
-        <w:t xml:space="preserve">de </w:t>
+        <w:t xml:space="preserve"/>
       </w:r>
       <w:proofErr w:type="spellStart"/>
       <w:r>
@@ -3378,7 +3378,7 @@
           <w:lang w:eastAsia="es-PE"/>
           <w14:ligatures w14:val="none"/>
         </w:rPr>
-        <w:t>Felix</w:t>
+        <w:t/>
       </w:r>
       <w:proofErr w:type="spellEnd"/>
       <w:r>
@@ -3388,7 +3388,7 @@
           <w:lang w:eastAsia="es-PE"/>
           <w14:ligatures w14:val="none"/>
         </w:rPr>
-        <w:t xml:space="preserve"> Esteban </w:t>
+        <w:t xml:space="preserve"/>
       </w:r>
       <w:proofErr w:type="spellStart"/>
       <w:r>
@@ -3398,7 +3398,7 @@
           <w:lang w:eastAsia="es-PE"/>
           <w14:ligatures w14:val="none"/>
         </w:rPr>
-        <w:t>Alcantara</w:t>
+        <w:t/>
       </w:r>
       <w:proofErr w:type="spellEnd"/>
       <w:r>
@@ -3408,7 +3408,7 @@
           <w:lang w:eastAsia="es-PE"/>
           <w14:ligatures w14:val="none"/>
         </w:rPr>
-        <w:t xml:space="preserve"> Chavez o se encuentra facultada para ello.</w:t>
+        <w:t xml:space="preserve"/>
       </w:r>
     </w:p>
     <w:p>
@@ -3444,7 +3444,7 @@
           <w:kern w:val="0"/>
           <w14:ligatures w14:val="none"/>
         </w:rPr>
-        <w:t xml:space="preserve">La Resolución </w:t>
+        <w:t xml:space="preserve">La Resolución  1 fue debidamente notificada a la señora [APELLIDO] el 24 de noviembre de 2025, a los correos electrónicos jac*****@yahoo.es y jean****@gmail.com , por lo que el plazo para cumplir con dicho requerimiento venció el 26 de noviembre de 2025. </w:t>
       </w:r>
       <w:proofErr w:type="spellStart"/>
       <w:r>
@@ -3462,7 +3462,7 @@
           <w:kern w:val="0"/>
           <w14:ligatures w14:val="none"/>
         </w:rPr>
-        <w:t xml:space="preserve"> </w:t>
+        <w:t xml:space="preserve"/>
       </w:r>
       <w:r>
         <w:rPr>
@@ -3470,7 +3470,7 @@
           <w:kern w:val="0"/>
           <w14:ligatures w14:val="none"/>
         </w:rPr>
-        <w:t xml:space="preserve">1 fue debidamente notificada a </w:t>
+        <w:t xml:space="preserve"/>
       </w:r>
       <w:r>
         <w:rPr>
@@ -3480,7 +3480,7 @@
           <w:lang w:eastAsia="es-PE"/>
           <w14:ligatures w14:val="none"/>
         </w:rPr>
-        <w:t xml:space="preserve">la señora </w:t>
+        <w:t xml:space="preserve"/>
       </w:r>
       <w:proofErr w:type="spellStart"/>
       <w:r>
@@ -3491,7 +3491,7 @@
           <w:lang w:eastAsia="es-PE"/>
           <w14:ligatures w14:val="none"/>
         </w:rPr>
-        <w:t>Alcantara</w:t>
+        <w:t/>
       </w:r>
       <w:proofErr w:type="spellEnd"/>
       <w:r>
@@ -3500,7 +3500,7 @@
           <w:kern w:val="0"/>
           <w14:ligatures w14:val="none"/>
         </w:rPr>
-        <w:t xml:space="preserve"> el 24 de noviembre de 2025, a</w:t>
+        <w:t xml:space="preserve"/>
       </w:r>
       <w:r>
         <w:rPr>
@@ -3508,7 +3508,7 @@
           <w:kern w:val="0"/>
           <w14:ligatures w14:val="none"/>
         </w:rPr>
-        <w:t xml:space="preserve"> los</w:t>
+        <w:t xml:space="preserve"/>
       </w:r>
       <w:r>
         <w:rPr>
@@ -3516,7 +3516,7 @@
           <w:kern w:val="0"/>
           <w14:ligatures w14:val="none"/>
         </w:rPr>
-        <w:t xml:space="preserve"> correo</w:t>
+        <w:t xml:space="preserve"/>
       </w:r>
       <w:r>
         <w:rPr>
@@ -3524,7 +3524,7 @@
           <w:kern w:val="0"/>
           <w14:ligatures w14:val="none"/>
         </w:rPr>
-        <w:t>s</w:t>
+        <w:t/>
       </w:r>
       <w:r>
         <w:rPr>
@@ -3532,7 +3532,7 @@
           <w:kern w:val="0"/>
           <w14:ligatures w14:val="none"/>
         </w:rPr>
-        <w:t xml:space="preserve"> electrónico</w:t>
+        <w:t xml:space="preserve"/>
       </w:r>
       <w:r>
         <w:rPr>
@@ -3540,7 +3540,7 @@
           <w:kern w:val="0"/>
           <w14:ligatures w14:val="none"/>
         </w:rPr>
-        <w:t>s</w:t>
+        <w:t/>
       </w:r>
       <w:r>
         <w:rPr>
@@ -3548,7 +3548,7 @@
           <w:kern w:val="0"/>
           <w14:ligatures w14:val="none"/>
         </w:rPr>
-        <w:t xml:space="preserve"> </w:t>
+        <w:t xml:space="preserve"/>
       </w:r>
       <w:hyperlink r:id="rId7" w:history="1">
         <w:r>
@@ -3556,7 +3556,7 @@
             <w:rStyle w:val="Hipervnculo"/>
             <w:rFonts w:ascii="Arial Narrow" w:hAnsi="Arial Narrow"/>
           </w:rPr>
-          <w:t>jac*****@yahoo.es</w:t>
+          <w:t/>
         </w:r>
       </w:hyperlink>
       <w:r>
@@ -3564,7 +3564,7 @@
           <w:rFonts w:ascii="Arial Narrow" w:hAnsi="Arial Narrow"/>
           <w:color w:val="000000" w:themeColor="text1"/>
         </w:rPr>
-        <w:t xml:space="preserve"> y </w:t>
+        <w:t xml:space="preserve"/>
       </w:r>
       <w:hyperlink r:id="rId8" w:history="1">
         <w:r>
@@ -3572,7 +3572,7 @@
             <w:rStyle w:val="Hipervnculo"/>
             <w:rFonts w:ascii="Arial Narrow" w:hAnsi="Arial Narrow"/>
           </w:rPr>
-          <w:t>jean****@gmail.com</w:t>
+          <w:t/>
         </w:r>
       </w:hyperlink>
       <w:r>
@@ -3580,7 +3580,7 @@
           <w:rFonts w:ascii="Arial Narrow" w:hAnsi="Arial Narrow"/>
           <w:color w:val="000000" w:themeColor="text1"/>
         </w:rPr>
-        <w:t xml:space="preserve"> </w:t>
+        <w:t xml:space="preserve"/>
       </w:r>
       <w:r>
         <w:rPr>
@@ -3588,7 +3588,7 @@
           <w:kern w:val="0"/>
           <w14:ligatures w14:val="none"/>
         </w:rPr>
-        <w:t xml:space="preserve">, por lo que el plazo para cumplir con dicho requerimiento venció el </w:t>
+        <w:t xml:space="preserve"/>
       </w:r>
       <w:r>
         <w:rPr>
@@ -3596,7 +3596,7 @@
           <w:kern w:val="0"/>
           <w14:ligatures w14:val="none"/>
         </w:rPr>
-        <w:t>26</w:t>
+        <w:t/>
       </w:r>
       <w:r>
         <w:rPr>
@@ -3604,7 +3604,7 @@
           <w:kern w:val="0"/>
           <w14:ligatures w14:val="none"/>
         </w:rPr>
-        <w:t xml:space="preserve"> de noviembre de 2025. </w:t>
+        <w:t xml:space="preserve"/>
       </w:r>
     </w:p>
     <w:p>
@@ -3638,13 +3638,13 @@
         <w:rPr>
           <w:rFonts w:ascii="Arial Narrow" w:hAnsi="Arial Narrow"/>
         </w:rPr>
-        <w:t>M</w:t>
-      </w:r>
-      <w:r>
-        <w:rPr>
-          <w:rFonts w:ascii="Arial Narrow" w:hAnsi="Arial Narrow"/>
-        </w:rPr>
-        <w:t xml:space="preserve">ediante Resolución </w:t>
+        <w:t xml:space="preserve">Mediante Resolución  2 del 27 de noviembre de 2025, la cual fue notificada a la parte denunciante el 28 de noviembre de 2025, la Secretaría Técnica declaró la inadmisibilidad de la denuncia presentada por la señora [APELLIDO]. Sin embargo, dicho acto fue emitido y notificado sin haberse considerado los documentos presentados por la señora [APELLIDO] a la Mesa de Partes Virtual de la Dependencia de Lima Norte del Indecopi el 26 de noviembre de 2025.</w:t>
+      </w:r>
+      <w:r>
+        <w:rPr>
+          <w:rFonts w:ascii="Arial Narrow" w:hAnsi="Arial Narrow"/>
+        </w:rPr>
+        <w:t xml:space="preserve"/>
       </w:r>
       <w:proofErr w:type="spellStart"/>
       <w:r>
@@ -3658,49 +3658,49 @@
         <w:rPr>
           <w:rFonts w:ascii="Arial Narrow" w:hAnsi="Arial Narrow"/>
         </w:rPr>
-        <w:t xml:space="preserve"> </w:t>
-      </w:r>
-      <w:r>
-        <w:rPr>
-          <w:rFonts w:ascii="Arial Narrow" w:hAnsi="Arial Narrow"/>
-        </w:rPr>
-        <w:t>2</w:t>
-      </w:r>
-      <w:r>
-        <w:rPr>
-          <w:rFonts w:ascii="Arial Narrow" w:hAnsi="Arial Narrow"/>
-        </w:rPr>
-        <w:t xml:space="preserve"> del </w:t>
-      </w:r>
-      <w:r>
-        <w:rPr>
-          <w:rFonts w:ascii="Arial Narrow" w:hAnsi="Arial Narrow"/>
-        </w:rPr>
-        <w:t>27 de noviembre de 2025</w:t>
-      </w:r>
-      <w:r>
-        <w:rPr>
-          <w:rFonts w:ascii="Arial Narrow" w:hAnsi="Arial Narrow"/>
-        </w:rPr>
-        <w:t xml:space="preserve">, la cual fue notificada a la parte denunciante el </w:t>
-      </w:r>
-      <w:r>
-        <w:rPr>
-          <w:rFonts w:ascii="Arial Narrow" w:hAnsi="Arial Narrow"/>
-        </w:rPr>
-        <w:t>28 de noviembre de 2025</w:t>
-      </w:r>
-      <w:r>
-        <w:rPr>
-          <w:rFonts w:ascii="Arial Narrow" w:hAnsi="Arial Narrow"/>
-        </w:rPr>
-        <w:t xml:space="preserve">, la Secretaría Técnica </w:t>
-      </w:r>
-      <w:r>
-        <w:rPr>
-          <w:rFonts w:ascii="Arial Narrow" w:hAnsi="Arial Narrow"/>
-        </w:rPr>
-        <w:t xml:space="preserve">declaró la inadmisibilidad de la denuncia presentada por </w:t>
+        <w:t xml:space="preserve"/>
+      </w:r>
+      <w:r>
+        <w:rPr>
+          <w:rFonts w:ascii="Arial Narrow" w:hAnsi="Arial Narrow"/>
+        </w:rPr>
+        <w:t/>
+      </w:r>
+      <w:r>
+        <w:rPr>
+          <w:rFonts w:ascii="Arial Narrow" w:hAnsi="Arial Narrow"/>
+        </w:rPr>
+        <w:t xml:space="preserve"/>
+      </w:r>
+      <w:r>
+        <w:rPr>
+          <w:rFonts w:ascii="Arial Narrow" w:hAnsi="Arial Narrow"/>
+        </w:rPr>
+        <w:t/>
+      </w:r>
+      <w:r>
+        <w:rPr>
+          <w:rFonts w:ascii="Arial Narrow" w:hAnsi="Arial Narrow"/>
+        </w:rPr>
+        <w:t xml:space="preserve"/>
+      </w:r>
+      <w:r>
+        <w:rPr>
+          <w:rFonts w:ascii="Arial Narrow" w:hAnsi="Arial Narrow"/>
+        </w:rPr>
+        <w:t/>
+      </w:r>
+      <w:r>
+        <w:rPr>
+          <w:rFonts w:ascii="Arial Narrow" w:hAnsi="Arial Narrow"/>
+        </w:rPr>
+        <w:t xml:space="preserve"/>
+      </w:r>
+      <w:r>
+        <w:rPr>
+          <w:rFonts w:ascii="Arial Narrow" w:hAnsi="Arial Narrow"/>
+        </w:rPr>
+        <w:t xml:space="preserve"/>
       </w:r>
       <w:r>
         <w:rPr>
@@ -3710,7 +3710,7 @@
           <w:lang w:eastAsia="es-PE"/>
           <w14:ligatures w14:val="none"/>
         </w:rPr>
-        <w:t xml:space="preserve">la señora </w:t>
+        <w:t xml:space="preserve"/>
       </w:r>
       <w:proofErr w:type="spellStart"/>
       <w:r>
@@ -3721,21 +3721,21 @@
           <w:lang w:eastAsia="es-PE"/>
           <w14:ligatures w14:val="none"/>
         </w:rPr>
-        <w:t>Alcantara</w:t>
+        <w:t/>
       </w:r>
       <w:proofErr w:type="spellEnd"/>
       <w:r>
         <w:rPr>
           <w:rFonts w:ascii="Arial Narrow" w:hAnsi="Arial Narrow"/>
         </w:rPr>
-        <w:t>.</w:t>
+        <w:t/>
       </w:r>
       <w:bookmarkStart w:id="2" w:name="_Hlk215075994"/>
       <w:r>
         <w:rPr>
           <w:rFonts w:ascii="Arial Narrow" w:hAnsi="Arial Narrow"/>
         </w:rPr>
-        <w:t xml:space="preserve"> </w:t>
+        <w:t xml:space="preserve"/>
       </w:r>
       <w:r>
         <w:rPr>
@@ -3743,25 +3743,25 @@
           <w:kern w:val="0"/>
           <w14:ligatures w14:val="none"/>
         </w:rPr>
-        <w:t>S</w:t>
-      </w:r>
-      <w:r>
-        <w:rPr>
-          <w:rFonts w:ascii="Arial Narrow" w:hAnsi="Arial Narrow"/>
-        </w:rPr>
-        <w:t>in embargo, dicho acto fue emitido y notificado sin haber</w:t>
-      </w:r>
-      <w:r>
-        <w:rPr>
-          <w:rFonts w:ascii="Arial Narrow" w:hAnsi="Arial Narrow"/>
-        </w:rPr>
-        <w:t>se</w:t>
-      </w:r>
-      <w:r>
-        <w:rPr>
-          <w:rFonts w:ascii="Arial Narrow" w:hAnsi="Arial Narrow"/>
-        </w:rPr>
-        <w:t xml:space="preserve"> considerado </w:t>
+        <w:t/>
+      </w:r>
+      <w:r>
+        <w:rPr>
+          <w:rFonts w:ascii="Arial Narrow" w:hAnsi="Arial Narrow"/>
+        </w:rPr>
+        <w:t/>
+      </w:r>
+      <w:r>
+        <w:rPr>
+          <w:rFonts w:ascii="Arial Narrow" w:hAnsi="Arial Narrow"/>
+        </w:rPr>
+        <w:t/>
+      </w:r>
+      <w:r>
+        <w:rPr>
+          <w:rFonts w:ascii="Arial Narrow" w:hAnsi="Arial Narrow"/>
+        </w:rPr>
+        <w:t xml:space="preserve"/>
       </w:r>
       <w:r>
         <w:rPr>
@@ -3771,7 +3771,7 @@
           <w:lang w:eastAsia="es-PE"/>
           <w14:ligatures w14:val="none"/>
         </w:rPr>
-        <w:t xml:space="preserve">los documentos presentados por la </w:t>
+        <w:t xml:space="preserve"/>
       </w:r>
       <w:r>
         <w:rPr>
@@ -3781,7 +3781,7 @@
           <w:lang w:eastAsia="es-PE"/>
           <w14:ligatures w14:val="none"/>
         </w:rPr>
-        <w:t xml:space="preserve">señora </w:t>
+        <w:t xml:space="preserve"/>
       </w:r>
       <w:proofErr w:type="spellStart"/>
       <w:r>
@@ -3792,7 +3792,7 @@
           <w:lang w:eastAsia="es-PE"/>
           <w14:ligatures w14:val="none"/>
         </w:rPr>
-        <w:t>Alcantara</w:t>
+        <w:t/>
       </w:r>
       <w:proofErr w:type="spellEnd"/>
       <w:r>
@@ -3803,7 +3803,7 @@
           <w:lang w:eastAsia="es-PE"/>
           <w14:ligatures w14:val="none"/>
         </w:rPr>
-        <w:t xml:space="preserve"> a la </w:t>
+        <w:t xml:space="preserve"/>
       </w:r>
       <w:r>
         <w:rPr>
@@ -3813,7 +3813,7 @@
           <w:lang w:eastAsia="es-PE"/>
           <w14:ligatures w14:val="none"/>
         </w:rPr>
-        <w:t xml:space="preserve">Mesa de Partes Virtual de la </w:t>
+        <w:t xml:space="preserve"/>
       </w:r>
       <w:r>
         <w:rPr>
@@ -3823,7 +3823,7 @@
           <w:lang w:eastAsia="es-PE"/>
           <w14:ligatures w14:val="none"/>
         </w:rPr>
-        <w:t xml:space="preserve">Dependencia de Lima Norte del </w:t>
+        <w:t xml:space="preserve"/>
       </w:r>
       <w:r>
         <w:rPr>
@@ -3833,7 +3833,7 @@
           <w:lang w:eastAsia="es-PE"/>
           <w14:ligatures w14:val="none"/>
         </w:rPr>
-        <w:t xml:space="preserve">Indecopi </w:t>
+        <w:t xml:space="preserve"/>
       </w:r>
       <w:r>
         <w:rPr>
@@ -3843,7 +3843,7 @@
           <w:lang w:eastAsia="es-PE"/>
           <w14:ligatures w14:val="none"/>
         </w:rPr>
-        <w:t>el 26 de noviembre de 2025</w:t>
+        <w:t/>
       </w:r>
       <w:r>
         <w:rPr>
@@ -3853,7 +3853,7 @@
           <w:lang w:eastAsia="es-PE"/>
           <w14:ligatures w14:val="none"/>
         </w:rPr>
-        <w:t>.</w:t>
+        <w:t/>
       </w:r>
     </w:p>
     <w:p>
@@ -3889,7 +3889,7 @@
           <w:color w:val="000000"/>
           <w:lang w:eastAsia="es-PE"/>
         </w:rPr>
-        <w:t xml:space="preserve">Al respecto, mediante su escrito del 26 de noviembre de 2025, la señora </w:t>
+        <w:t xml:space="preserve">Al respecto, mediante su escrito del 26 de noviembre de 2025, la señora [APELLIDO] detalló: a) los hechos infractores que fundamentan su denuncia contra el Banco, b) los hechos infractores que fundamentan su denuncia contra Pacífico, y c) la copia de la Sucesión Intestada de Felix Esteban [APELLIDO] Chávez. </w:t>
       </w:r>
       <w:proofErr w:type="spellStart"/>
       <w:r>
@@ -3898,7 +3898,7 @@
           <w:color w:val="000000"/>
           <w:lang w:eastAsia="es-PE"/>
         </w:rPr>
-        <w:t>Alcantara</w:t>
+        <w:t/>
       </w:r>
       <w:proofErr w:type="spellEnd"/>
       <w:r>
@@ -3907,7 +3907,7 @@
           <w:color w:val="000000"/>
           <w:lang w:eastAsia="es-PE"/>
         </w:rPr>
-        <w:t xml:space="preserve"> </w:t>
+        <w:t xml:space="preserve"/>
       </w:r>
       <w:r>
         <w:rPr>
@@ -3915,7 +3915,7 @@
           <w:color w:val="000000"/>
           <w:lang w:eastAsia="es-PE"/>
         </w:rPr>
-        <w:t>detalló</w:t>
+        <w:t/>
       </w:r>
       <w:r>
         <w:rPr>
@@ -3923,7 +3923,7 @@
           <w:color w:val="000000"/>
           <w:lang w:eastAsia="es-PE"/>
         </w:rPr>
-        <w:t>: a)</w:t>
+        <w:t/>
       </w:r>
       <w:r>
         <w:rPr>
@@ -3931,7 +3931,7 @@
           <w:color w:val="000000"/>
           <w:lang w:eastAsia="es-PE"/>
         </w:rPr>
-        <w:t xml:space="preserve"> los hechos infractores que fundamentan su denuncia contra</w:t>
+        <w:t xml:space="preserve"/>
       </w:r>
       <w:r>
         <w:rPr>
@@ -3939,7 +3939,7 @@
           <w:color w:val="000000"/>
           <w:lang w:eastAsia="es-PE"/>
         </w:rPr>
-        <w:t xml:space="preserve"> el</w:t>
+        <w:t xml:space="preserve"/>
       </w:r>
       <w:r>
         <w:rPr>
@@ -3947,7 +3947,7 @@
           <w:color w:val="000000"/>
           <w:lang w:eastAsia="es-PE"/>
         </w:rPr>
-        <w:t xml:space="preserve"> </w:t>
+        <w:t xml:space="preserve"/>
       </w:r>
       <w:r>
         <w:rPr>
@@ -3955,7 +3955,7 @@
           <w:color w:val="000000"/>
           <w:lang w:eastAsia="es-PE"/>
         </w:rPr>
-        <w:t>Banco</w:t>
+        <w:t/>
       </w:r>
       <w:r>
         <w:rPr>
@@ -3963,7 +3963,7 @@
           <w:color w:val="000000"/>
           <w:lang w:eastAsia="es-PE"/>
         </w:rPr>
-        <w:t xml:space="preserve">, </w:t>
+        <w:t xml:space="preserve"/>
       </w:r>
       <w:r>
         <w:rPr>
@@ -3971,7 +3971,7 @@
           <w:color w:val="000000"/>
           <w:lang w:eastAsia="es-PE"/>
         </w:rPr>
-        <w:t xml:space="preserve">b) los hechos infractores que fundamentan su denuncia contra </w:t>
+        <w:t xml:space="preserve"/>
       </w:r>
       <w:r>
         <w:rPr>
@@ -3979,7 +3979,7 @@
           <w:color w:val="000000"/>
           <w:lang w:eastAsia="es-PE"/>
         </w:rPr>
-        <w:t xml:space="preserve">Pacífico, </w:t>
+        <w:t xml:space="preserve"/>
       </w:r>
       <w:r>
         <w:rPr>
@@ -3987,7 +3987,7 @@
           <w:color w:val="000000"/>
           <w:lang w:eastAsia="es-PE"/>
         </w:rPr>
-        <w:t xml:space="preserve">y c) </w:t>
+        <w:t xml:space="preserve"/>
       </w:r>
       <w:r>
         <w:rPr>
@@ -3995,7 +3995,7 @@
           <w:color w:val="000000"/>
           <w:lang w:eastAsia="es-PE"/>
         </w:rPr>
-        <w:t xml:space="preserve">la copia de la Sucesión Intestada de </w:t>
+        <w:t xml:space="preserve"/>
       </w:r>
       <w:proofErr w:type="spellStart"/>
       <w:r>
@@ -4004,7 +4004,7 @@
           <w:color w:val="000000"/>
           <w:lang w:eastAsia="es-PE"/>
         </w:rPr>
-        <w:t>Felix</w:t>
+        <w:t/>
       </w:r>
       <w:proofErr w:type="spellEnd"/>
       <w:r>
@@ -4013,7 +4013,7 @@
           <w:color w:val="000000"/>
           <w:lang w:eastAsia="es-PE"/>
         </w:rPr>
-        <w:t xml:space="preserve"> Esteban </w:t>
+        <w:t xml:space="preserve"/>
       </w:r>
       <w:proofErr w:type="spellStart"/>
       <w:r>
@@ -4022,7 +4022,7 @@
           <w:color w:val="000000"/>
           <w:lang w:eastAsia="es-PE"/>
         </w:rPr>
-        <w:t>Alcantara</w:t>
+        <w:t/>
       </w:r>
       <w:proofErr w:type="spellEnd"/>
       <w:r>
@@ -4031,7 +4031,7 @@
           <w:color w:val="000000"/>
           <w:lang w:eastAsia="es-PE"/>
         </w:rPr>
-        <w:t xml:space="preserve"> </w:t>
+        <w:t xml:space="preserve"/>
       </w:r>
       <w:r>
         <w:rPr>
@@ -4039,7 +4039,7 @@
           <w:color w:val="000000"/>
           <w:lang w:eastAsia="es-PE"/>
         </w:rPr>
-        <w:t>Chávez</w:t>
+        <w:t/>
       </w:r>
       <w:r>
         <w:rPr>
@@ -4047,7 +4047,7 @@
           <w:color w:val="000000"/>
           <w:lang w:eastAsia="es-PE"/>
         </w:rPr>
-        <w:t xml:space="preserve">. </w:t>
+        <w:t xml:space="preserve"/>
       </w:r>
     </w:p>
     <w:p>
@@ -4083,7 +4083,7 @@
           <w:color w:val="000000"/>
           <w:lang w:eastAsia="es-PE"/>
         </w:rPr>
-        <w:t xml:space="preserve">Sin embargo, la señora </w:t>
+        <w:t xml:space="preserve">Sin embargo, la señora [APELLIDO] no cumplió con presentar el documento que acreditara su facultad para actuar en representación de la Sucesión Intestada de Felix Esteban [APELLIDO] Chavez, lo cual era un requisito para poder continuar con el procedimiento administrativo de la denuncia, y calificar su admisión a trámite.</w:t>
       </w:r>
       <w:proofErr w:type="spellStart"/>
       <w:r>
@@ -4092,7 +4092,7 @@
           <w:color w:val="000000"/>
           <w:lang w:eastAsia="es-PE"/>
         </w:rPr>
-        <w:t>Alcantara</w:t>
+        <w:t/>
       </w:r>
       <w:proofErr w:type="spellEnd"/>
       <w:r>
@@ -4101,7 +4101,7 @@
           <w:color w:val="000000"/>
           <w:lang w:eastAsia="es-PE"/>
         </w:rPr>
-        <w:t xml:space="preserve"> no cumplió con </w:t>
+        <w:t xml:space="preserve"/>
       </w:r>
       <w:r>
         <w:rPr>
@@ -4109,7 +4109,7 @@
           <w:color w:val="000000"/>
           <w:lang w:eastAsia="es-PE"/>
         </w:rPr>
-        <w:t xml:space="preserve">presentar </w:t>
+        <w:t xml:space="preserve"/>
       </w:r>
       <w:r>
         <w:rPr>
@@ -4117,7 +4117,7 @@
           <w:color w:val="000000"/>
           <w:lang w:eastAsia="es-PE"/>
         </w:rPr>
-        <w:t xml:space="preserve">el documento que acreditara su facultad para actuar en representación de la Sucesión Intestada de </w:t>
+        <w:t xml:space="preserve"/>
       </w:r>
       <w:proofErr w:type="spellStart"/>
       <w:r>
@@ -4126,7 +4126,7 @@
           <w:color w:val="000000"/>
           <w:lang w:eastAsia="es-PE"/>
         </w:rPr>
-        <w:t>Felix</w:t>
+        <w:t/>
       </w:r>
       <w:proofErr w:type="spellEnd"/>
       <w:r>
@@ -4135,7 +4135,7 @@
           <w:color w:val="000000"/>
           <w:lang w:eastAsia="es-PE"/>
         </w:rPr>
-        <w:t xml:space="preserve"> Esteban </w:t>
+        <w:t xml:space="preserve"/>
       </w:r>
       <w:proofErr w:type="spellStart"/>
       <w:r>
@@ -4144,7 +4144,7 @@
           <w:color w:val="000000"/>
           <w:lang w:eastAsia="es-PE"/>
         </w:rPr>
-        <w:t>Alcantara</w:t>
+        <w:t/>
       </w:r>
       <w:proofErr w:type="spellEnd"/>
       <w:r>
@@ -4153,7 +4153,7 @@
           <w:color w:val="000000"/>
           <w:lang w:eastAsia="es-PE"/>
         </w:rPr>
-        <w:t xml:space="preserve"> Chavez, lo cual era un requisito para poder continuar con el procedimiento administrativo de la denuncia</w:t>
+        <w:t xml:space="preserve"/>
       </w:r>
       <w:r>
         <w:rPr>
@@ -4161,7 +4161,7 @@
           <w:color w:val="000000"/>
           <w:lang w:eastAsia="es-PE"/>
         </w:rPr>
-        <w:t>, y calificar su admisión a trámite.</w:t>
+        <w:t/>
       </w:r>
     </w:p>
     <w:p>
@@ -4197,7 +4197,7 @@
           <w:color w:val="000000"/>
           <w:lang w:eastAsia="es-PE"/>
         </w:rPr>
-        <w:t>Así</w:t>
+        <w:t xml:space="preserve">Así, se verifica que, a la fecha, la señora [APELLIDO] no cumplió con atender de manera íntegra el requerimiento de información efectuado mediante Resolución  1, puesto que, si bien presentó escritos el 26 de noviembre de 2025, 28 de noviembre de 2025 y 1 de diciembre de 2025, a través de estos no cumplió con absolver la totalidad del requerimiento efectuado. </w:t>
       </w:r>
       <w:r>
         <w:rPr>
@@ -4205,7 +4205,7 @@
           <w:color w:val="000000"/>
           <w:lang w:eastAsia="es-PE"/>
         </w:rPr>
-        <w:t xml:space="preserve">, se verifica que, a la fecha, </w:t>
+        <w:t xml:space="preserve"/>
       </w:r>
       <w:r>
         <w:rPr>
@@ -4215,7 +4215,7 @@
           <w:lang w:eastAsia="es-PE"/>
           <w14:ligatures w14:val="none"/>
         </w:rPr>
-        <w:t xml:space="preserve">la señora </w:t>
+        <w:t xml:space="preserve"/>
       </w:r>
       <w:proofErr w:type="spellStart"/>
       <w:r>
@@ -4226,7 +4226,7 @@
           <w:lang w:eastAsia="es-PE"/>
           <w14:ligatures w14:val="none"/>
         </w:rPr>
-        <w:t>Alcantara</w:t>
+        <w:t/>
       </w:r>
       <w:proofErr w:type="spellEnd"/>
       <w:r>
@@ -4237,7 +4237,7 @@
           <w:lang w:eastAsia="es-PE"/>
           <w14:ligatures w14:val="none"/>
         </w:rPr>
-        <w:t xml:space="preserve"> </w:t>
+        <w:t xml:space="preserve"/>
       </w:r>
       <w:r>
         <w:rPr>
@@ -4245,7 +4245,7 @@
           <w:color w:val="000000"/>
           <w:lang w:eastAsia="es-PE"/>
         </w:rPr>
-        <w:t xml:space="preserve">no cumplió con atender de manera íntegra el requerimiento de información efectuado mediante Resolución </w:t>
+        <w:t xml:space="preserve"/>
       </w:r>
       <w:proofErr w:type="spellStart"/>
       <w:r>
@@ -4263,7 +4263,7 @@
           <w:color w:val="000000"/>
           <w:lang w:eastAsia="es-PE"/>
         </w:rPr>
-        <w:t xml:space="preserve"> 1, puesto que, si bien present</w:t>
+        <w:t xml:space="preserve"/>
       </w:r>
       <w:r>
         <w:rPr>
@@ -4271,7 +4271,7 @@
           <w:color w:val="000000"/>
           <w:lang w:eastAsia="es-PE"/>
         </w:rPr>
-        <w:t>ó</w:t>
+        <w:t/>
       </w:r>
       <w:r>
         <w:rPr>
@@ -4279,7 +4279,7 @@
           <w:color w:val="000000"/>
           <w:lang w:eastAsia="es-PE"/>
         </w:rPr>
-        <w:t xml:space="preserve"> escritos </w:t>
+        <w:t xml:space="preserve"/>
       </w:r>
       <w:r>
         <w:rPr>
@@ -4287,7 +4287,7 @@
           <w:color w:val="000000"/>
           <w:lang w:eastAsia="es-PE"/>
         </w:rPr>
-        <w:t>el</w:t>
+        <w:t/>
       </w:r>
       <w:r>
         <w:rPr>
@@ -4295,7 +4295,7 @@
           <w:color w:val="000000"/>
           <w:lang w:eastAsia="es-PE"/>
         </w:rPr>
-        <w:t xml:space="preserve"> 26 de noviembre de 2025, 28 de noviembre de 2025 y 1 de diciembre de 2025</w:t>
+        <w:t xml:space="preserve"/>
       </w:r>
       <w:r>
         <w:rPr>
@@ -4303,7 +4303,7 @@
           <w:color w:val="000000"/>
           <w:lang w:eastAsia="es-PE"/>
         </w:rPr>
-        <w:t xml:space="preserve">, a través de </w:t>
+        <w:t xml:space="preserve"/>
       </w:r>
       <w:r>
         <w:rPr>
@@ -4311,7 +4311,7 @@
           <w:color w:val="000000"/>
           <w:lang w:eastAsia="es-PE"/>
         </w:rPr>
-        <w:t>estos</w:t>
+        <w:t/>
       </w:r>
       <w:r>
         <w:rPr>
@@ -4319,7 +4319,7 @@
           <w:color w:val="000000"/>
           <w:lang w:eastAsia="es-PE"/>
         </w:rPr>
-        <w:t xml:space="preserve"> no cumplió con absolver la totalidad del requerimiento </w:t>
+        <w:t xml:space="preserve"/>
       </w:r>
       <w:r>
         <w:rPr>
@@ -4327,7 +4327,7 @@
           <w:color w:val="000000"/>
           <w:lang w:eastAsia="es-PE"/>
         </w:rPr>
-        <w:t>efectuado</w:t>
+        <w:t/>
       </w:r>
       <w:r>
         <w:rPr>
@@ -4335,7 +4335,7 @@
           <w:color w:val="000000"/>
           <w:lang w:eastAsia="es-PE"/>
         </w:rPr>
-        <w:t xml:space="preserve">. </w:t>
+        <w:t xml:space="preserve"/>
       </w:r>
       <w:bookmarkEnd w:id="2"/>
     </w:p>
@@ -4372,7 +4372,7 @@
           <w:color w:val="000000"/>
           <w:lang w:eastAsia="es-PE"/>
         </w:rPr>
-        <w:t xml:space="preserve">En consecuencia, la Secretaría Técnica considera que corresponde declarar inadmisible la denuncia interpuesta por </w:t>
+        <w:t xml:space="preserve">En consecuencia, la Secretaría Técnica considera que corresponde declarar inadmisible la denuncia interpuesta por la señora [APELLIDO] por no haber cumplido con absolver el requerimiento efectuado por la autoridad administrativa en el plazo señalado, dejando a salvo su derecho a presentarla nuevamente, cumpliendo con todos los requisitos exigidos por Ley.</w:t>
       </w:r>
       <w:r>
         <w:rPr>
@@ -4382,7 +4382,7 @@
           <w:lang w:eastAsia="es-PE"/>
           <w14:ligatures w14:val="none"/>
         </w:rPr>
-        <w:t xml:space="preserve">la señora </w:t>
+        <w:t xml:space="preserve"/>
       </w:r>
       <w:proofErr w:type="spellStart"/>
       <w:r>
@@ -4393,7 +4393,7 @@
           <w:lang w:eastAsia="es-PE"/>
           <w14:ligatures w14:val="none"/>
         </w:rPr>
-        <w:t>Alcantara</w:t>
+        <w:t/>
       </w:r>
       <w:proofErr w:type="spellEnd"/>
       <w:r>
@@ -4404,7 +4404,7 @@
           <w:lang w:eastAsia="es-PE"/>
           <w14:ligatures w14:val="none"/>
         </w:rPr>
-        <w:t xml:space="preserve"> </w:t>
+        <w:t xml:space="preserve"/>
       </w:r>
       <w:r>
         <w:rPr>
@@ -4412,7 +4412,7 @@
           <w:color w:val="000000"/>
           <w:lang w:eastAsia="es-PE"/>
         </w:rPr>
-        <w:t>por no haber cumplido con absolver el requerimiento efectuado por la autoridad administrativa en el plazo señalado, dejando a salvo su derecho a presentarla nuevamente, cumpliendo con todos los requisitos exigidos por Ley.</w:t>
+        <w:t/>
       </w:r>
     </w:p>
     <w:p>
@@ -4829,7 +4829,7 @@
           <w:kern w:val="0"/>
           <w14:ligatures w14:val="none"/>
         </w:rPr>
-        <w:t>PRIMERO:</w:t>
+        <w:t xml:space="preserve">PRIMERO: declarar la conservación de la Resolución  2 del 27 de noviembre de 2025, confirmando la inadmisibilidad de la denuncia presentada por la señora [DENUNCIANTE] contra Mibanco - Banco de la Microempresa S.A. y Pacífico Compañía de Seguros y Reaseguros S.A. por presuntas infracciones a la Ley 29571, Código de Protección y Defensa del Consumidor, conforme a lo establecido en el artículo 14 del Texto Único Ordenado de la Ley del Procedimiento Administrativo General, aprobado mediante Decreto Supremo  006-2026-JUS.</w:t>
       </w:r>
       <w:r>
         <w:rPr>
@@ -4837,21 +4837,21 @@
           <w:kern w:val="0"/>
           <w14:ligatures w14:val="none"/>
         </w:rPr>
-        <w:t xml:space="preserve"> </w:t>
+        <w:t xml:space="preserve"/>
       </w:r>
       <w:bookmarkStart w:id="3" w:name="_Hlk219194334"/>
       <w:r>
         <w:rPr>
           <w:rFonts w:ascii="Arial Narrow" w:hAnsi="Arial Narrow"/>
         </w:rPr>
-        <w:t xml:space="preserve">declarar la conservación de la </w:t>
+        <w:t xml:space="preserve"/>
       </w:r>
       <w:bookmarkStart w:id="4" w:name="_Hlk219194350"/>
       <w:r>
         <w:rPr>
           <w:rFonts w:ascii="Arial Narrow" w:hAnsi="Arial Narrow"/>
         </w:rPr>
-        <w:t xml:space="preserve">Resolución </w:t>
+        <w:t xml:space="preserve"/>
       </w:r>
       <w:proofErr w:type="spellStart"/>
       <w:r>
@@ -4865,55 +4865,55 @@
         <w:rPr>
           <w:rFonts w:ascii="Arial Narrow" w:hAnsi="Arial Narrow"/>
         </w:rPr>
-        <w:t xml:space="preserve"> 2 del 27 de noviembre de 2025, </w:t>
+        <w:t xml:space="preserve"/>
       </w:r>
       <w:bookmarkEnd w:id="3"/>
       <w:r>
         <w:rPr>
           <w:rFonts w:ascii="Arial Narrow" w:hAnsi="Arial Narrow"/>
         </w:rPr>
-        <w:t xml:space="preserve">confirmando la inadmisibilidad de la denuncia presentada por la señora Annie </w:t>
+        <w:t xml:space="preserve"/>
       </w:r>
       <w:proofErr w:type="spellStart"/>
       <w:r>
         <w:rPr>
           <w:rFonts w:ascii="Arial Narrow" w:hAnsi="Arial Narrow"/>
         </w:rPr>
-        <w:t>Alcantara</w:t>
+        <w:t/>
       </w:r>
       <w:proofErr w:type="spellEnd"/>
       <w:r>
         <w:rPr>
           <w:rFonts w:ascii="Arial Narrow" w:hAnsi="Arial Narrow"/>
         </w:rPr>
-        <w:t xml:space="preserve"> Travezaño contra </w:t>
+        <w:t xml:space="preserve"/>
       </w:r>
       <w:proofErr w:type="spellStart"/>
       <w:r>
         <w:rPr>
           <w:rFonts w:ascii="Arial Narrow" w:hAnsi="Arial Narrow"/>
         </w:rPr>
-        <w:t>Mibanco</w:t>
+        <w:t/>
       </w:r>
       <w:proofErr w:type="spellEnd"/>
       <w:r>
         <w:rPr>
           <w:rFonts w:ascii="Arial Narrow" w:hAnsi="Arial Narrow"/>
         </w:rPr>
-        <w:t xml:space="preserve"> - Banco </w:t>
+        <w:t xml:space="preserve"/>
       </w:r>
       <w:r>
         <w:rPr>
           <w:rFonts w:ascii="Arial Narrow" w:hAnsi="Arial Narrow"/>
         </w:rPr>
         <w:lastRenderedPageBreak/>
-        <w:t xml:space="preserve">de la Microempresa S.A. y Pacífico Compañía de Seguros y Reaseguros S.A. por presuntas infracciones a la Ley 29571, Código de Protección y Defensa del Consumidor, </w:t>
-      </w:r>
-      <w:r>
-        <w:rPr>
-          <w:rFonts w:ascii="Arial Narrow" w:hAnsi="Arial Narrow"/>
-        </w:rPr>
-        <w:t xml:space="preserve">conforme a lo establecido en el artículo 14 del Texto Único Ordenado de la Ley del Procedimiento Administrativo General, aprobado mediante Decreto Supremo </w:t>
+        <w:t xml:space="preserve"/>
+      </w:r>
+      <w:r>
+        <w:rPr>
+          <w:rFonts w:ascii="Arial Narrow" w:hAnsi="Arial Narrow"/>
+        </w:rPr>
+        <w:t xml:space="preserve"/>
       </w:r>
       <w:proofErr w:type="spellStart"/>
       <w:r>
@@ -4927,7 +4927,7 @@
         <w:rPr>
           <w:rFonts w:ascii="Arial Narrow" w:hAnsi="Arial Narrow"/>
         </w:rPr>
-        <w:t xml:space="preserve"> 006-2026-JUS</w:t>
+        <w:t xml:space="preserve"/>
       </w:r>
       <w:bookmarkEnd w:id="4"/>
       <w:r>
@@ -4936,7 +4936,7 @@
           <w:kern w:val="0"/>
           <w14:ligatures w14:val="none"/>
         </w:rPr>
-        <w:t>.</w:t>
+        <w:t/>
       </w:r>
     </w:p>
     <w:p>
@@ -4968,7 +4968,7 @@
           <w:kern w:val="0"/>
           <w14:ligatures w14:val="none"/>
         </w:rPr>
-        <w:t>SEGUNDO:</w:t>
+        <w:t xml:space="preserve">SEGUNDO: informar a la señora [DENUNCIANTE] que tiene expedito su derecho para solicitar la devolución del importe cancelado por concepto de la tasa de denuncia, ascendente a S/ 36,00, previa solicitud a la Unidad de Finanzas y Contabilidad del Indecopi.</w:t>
       </w:r>
       <w:r>
         <w:rPr>
@@ -4976,7 +4976,7 @@
           <w:kern w:val="0"/>
           <w14:ligatures w14:val="none"/>
         </w:rPr>
-        <w:t xml:space="preserve"> informar a </w:t>
+        <w:t xml:space="preserve"/>
       </w:r>
       <w:r>
         <w:rPr>
@@ -4984,7 +4984,7 @@
           <w:kern w:val="0"/>
           <w14:ligatures w14:val="none"/>
         </w:rPr>
-        <w:t xml:space="preserve">la señora Annie </w:t>
+        <w:t xml:space="preserve"/>
       </w:r>
       <w:proofErr w:type="spellStart"/>
       <w:r>
@@ -4993,7 +4993,7 @@
           <w:kern w:val="0"/>
           <w14:ligatures w14:val="none"/>
         </w:rPr>
-        <w:t>Alcantara</w:t>
+        <w:t/>
       </w:r>
       <w:proofErr w:type="spellEnd"/>
       <w:r>
@@ -5002,7 +5002,7 @@
           <w:kern w:val="0"/>
           <w14:ligatures w14:val="none"/>
         </w:rPr>
-        <w:t xml:space="preserve"> Travezaño </w:t>
+        <w:t xml:space="preserve"/>
       </w:r>
       <w:r>
         <w:rPr>
@@ -5010,7 +5010,7 @@
           <w:kern w:val="0"/>
           <w14:ligatures w14:val="none"/>
         </w:rPr>
-        <w:t>que tiene expedito su derecho para solicitar la devolución del importe cancelado por concepto de la tasa de denuncia, ascendente a S/ 36,00, previa solicitud a la Unidad de Finanzas y Contabilidad del Indecopi.</w:t>
+        <w:t/>
       </w:r>
     </w:p>
     <w:p>

--- a/plantillas_maestras/03_seguro_desgravamen/negativa_cobertura/2_ddos_banco_y_aseguradora/mujer/TPL_2697_2025_SEGURO_DESGRAVAMEN_NEGATIVA_COBERTURA_BANCO_MUJER_R3.docx
+++ b/plantillas_maestras/03_seguro_desgravamen/negativa_cobertura/2_ddos_banco_y_aseguradora/mujer/TPL_2697_2025_SEGURO_DESGRAVAMEN_NEGATIVA_COBERTURA_BANCO_MUJER_R3.docx
@@ -1663,7 +1663,7 @@
           <w:kern w:val="0"/>
           <w14:ligatures w14:val="none"/>
         </w:rPr>
-        <w:t xml:space="preserve">A través de la Resolución 2 del 27 de noviembre de 2025, debidamente notificada a la señora [APELLIDO] el 28 de noviembre de 2025, se declaró inadmisible la denuncia presentada por la señora [APELLIDO] contra el Banco y Pacífico por presuntas infracciones al Código; debido a que no cumplió con atender el requerimiento de información efectuado mediante la Resolución  1 del 18 de noviembre de 2025.</w:t>
+        <w:t xml:space="preserve">A través de la Resolución 2 del 27 de noviembre de 2025, debidamente notificada a la señora [APELLIDO] el 28 de noviembre de 2025, se declaró inadmisible la denuncia presentada por la señora [APELLIDO] contra el Banco y Pacífico por presuntas infracciones al Código; debido a que no cumplió con atender el requerimiento de información efectuado mediante la Resolución 1 del 18 de noviembre de 2025.</w:t>
       </w:r>
       <w:r>
         <w:rPr>
@@ -1991,7 +1991,7 @@
           <w:kern w:val="0"/>
           <w:u w:val="none"/>
         </w:rPr>
-        <w:t xml:space="preserve">El 28 de noviembre de 2025, convalidado por escrito del 1 de diciembre de 2025, la señora [APELLIDO] presentó un escrito señalando que, con fecha 26 de noviembre de 2025, había cumplido con remitir la documentación requerida mediante la Resolución  1 del 18 de noviembre de 2025, la cual fue presentada ante la Dependencia de Lima Norte del Indecopi a través de la Mesa de Partes Virtual.</w:t>
+        <w:t xml:space="preserve">El 28 de noviembre de 2025, convalidado por escrito del 1 de diciembre de 2025, la señora [APELLIDO] presentó un escrito señalando que, con fecha 26 de noviembre de 2025, había cumplido con remitir la documentación requerida mediante la Resolución 1 del 18 de noviembre de 2025, la cual fue presentada ante la Dependencia de Lima Norte del Indecopi a través de la Mesa de Partes Virtual.</w:t>
       </w:r>
       <w:r>
         <w:rPr>
@@ -3046,7 +3046,7 @@
           <w:kern w:val="0"/>
           <w14:ligatures w14:val="none"/>
         </w:rPr>
-        <w:t xml:space="preserve">En el presente caso, mediante Resolución  1 del 18 de noviembre de 2025, se requirió a la señora [APELLIDO] que cumpla lo siguiente: </w:t>
+        <w:t xml:space="preserve">En el presente caso, mediante Resolución 1 del 18 de noviembre de 2025, se requirió a la señora [APELLIDO] que cumpla lo siguiente: </w:t>
       </w:r>
       <w:proofErr w:type="spellStart"/>
       <w:r>
@@ -3444,7 +3444,7 @@
           <w:kern w:val="0"/>
           <w14:ligatures w14:val="none"/>
         </w:rPr>
-        <w:t xml:space="preserve">La Resolución  1 fue debidamente notificada a la señora [APELLIDO] el 24 de noviembre de 2025, a los correos electrónicos jac*****@yahoo.es y jean****@gmail.com , por lo que el plazo para cumplir con dicho requerimiento venció el 26 de noviembre de 2025. </w:t>
+        <w:t xml:space="preserve">La Resolución 1 fue debidamente notificada a la señora [APELLIDO] el 24 de noviembre de 2025, a los correos electrónicos jac*****@yahoo.es y jean****@gmail.com , por lo que el plazo para cumplir con dicho requerimiento venció el 26 de noviembre de 2025. </w:t>
       </w:r>
       <w:proofErr w:type="spellStart"/>
       <w:r>
@@ -3638,7 +3638,7 @@
         <w:rPr>
           <w:rFonts w:ascii="Arial Narrow" w:hAnsi="Arial Narrow"/>
         </w:rPr>
-        <w:t xml:space="preserve">Mediante Resolución  2 del 27 de noviembre de 2025, la cual fue notificada a la parte denunciante el 28 de noviembre de 2025, la Secretaría Técnica declaró la inadmisibilidad de la denuncia presentada por la señora [APELLIDO]. Sin embargo, dicho acto fue emitido y notificado sin haberse considerado los documentos presentados por la señora [APELLIDO] a la Mesa de Partes Virtual de la Dependencia de Lima Norte del Indecopi el 26 de noviembre de 2025.</w:t>
+        <w:t xml:space="preserve">Mediante Resolución 2 del 27 de noviembre de 2025, la cual fue notificada a la parte denunciante el 28 de noviembre de 2025, la Secretaría Técnica declaró la inadmisibilidad de la denuncia presentada por la señora [APELLIDO]. Sin embargo, dicho acto fue emitido y notificado sin haberse considerado los documentos presentados por la señora [APELLIDO] a la Mesa de Partes Virtual de la Dependencia de Lima Norte del Indecopi el 26 de noviembre de 2025.</w:t>
       </w:r>
       <w:r>
         <w:rPr>
@@ -4197,7 +4197,7 @@
           <w:color w:val="000000"/>
           <w:lang w:eastAsia="es-PE"/>
         </w:rPr>
-        <w:t xml:space="preserve">Así, se verifica que, a la fecha, la señora [APELLIDO] no cumplió con atender de manera íntegra el requerimiento de información efectuado mediante Resolución  1, puesto que, si bien presentó escritos el 26 de noviembre de 2025, 28 de noviembre de 2025 y 1 de diciembre de 2025, a través de estos no cumplió con absolver la totalidad del requerimiento efectuado. </w:t>
+        <w:t xml:space="preserve">Así, se verifica que, a la fecha, la señora [APELLIDO] no cumplió con atender de manera íntegra el requerimiento de información efectuado mediante Resolución 1, puesto que, si bien presentó escritos el 26 de noviembre de 2025, 28 de noviembre de 2025 y 1 de diciembre de 2025, a través de estos no cumplió con absolver la totalidad del requerimiento efectuado. </w:t>
       </w:r>
       <w:r>
         <w:rPr>
@@ -4829,7 +4829,7 @@
           <w:kern w:val="0"/>
           <w14:ligatures w14:val="none"/>
         </w:rPr>
-        <w:t xml:space="preserve">PRIMERO: declarar la conservación de la Resolución  2 del 27 de noviembre de 2025, confirmando la inadmisibilidad de la denuncia presentada por la señora [DENUNCIANTE] contra Mibanco - Banco de la Microempresa S.A. y Pacífico Compañía de Seguros y Reaseguros S.A. por presuntas infracciones a la Ley 29571, Código de Protección y Defensa del Consumidor, conforme a lo establecido en el artículo 14 del Texto Único Ordenado de la Ley del Procedimiento Administrativo General, aprobado mediante Decreto Supremo  006-2026-JUS.</w:t>
+        <w:t xml:space="preserve">PRIMERO: declarar la conservación de la Resolución 2 del 27 de noviembre de 2025, confirmando la inadmisibilidad de la denuncia presentada por la señora [DENUNCIANTE] contra Mibanco - Banco de la Microempresa S.A. y Pacífico Compañía de Seguros y Reaseguros S.A. por presuntas infracciones a la Ley 29571, Código de Protección y Defensa del Consumidor, conforme a lo establecido en el artículo 14 del Texto Único Ordenado de la Ley del Procedimiento Administrativo General, aprobado mediante Decreto Supremo 006-2026-JUS.</w:t>
       </w:r>
       <w:r>
         <w:rPr>

--- a/plantillas_maestras/03_seguro_desgravamen/negativa_cobertura/2_ddos_banco_y_aseguradora/mujer/TPL_2697_2025_SEGURO_DESGRAVAMEN_NEGATIVA_COBERTURA_BANCO_MUJER_R3.docx
+++ b/plantillas_maestras/03_seguro_desgravamen/negativa_cobertura/2_ddos_banco_y_aseguradora/mujer/TPL_2697_2025_SEGURO_DESGRAVAMEN_NEGATIVA_COBERTURA_BANCO_MUJER_R3.docx
@@ -677,6 +677,7 @@
       </w:r>
       <w:r>
         <w:rPr>
+          <w:rStyle w:val="Refdenotaalpie"/>
           <w:rFonts w:ascii="Arial Narrow" w:eastAsia="Calibri" w:hAnsi="Arial Narrow" w:cs="Times New Roman"/>
           <w:kern w:val="0"/>
           <w:vertAlign w:val="superscript"/>
@@ -780,6 +781,7 @@
       </w:r>
       <w:r>
         <w:rPr>
+          <w:rStyle w:val="Refdenotaalpie"/>
           <w:rFonts w:ascii="Arial Narrow" w:eastAsia="Times New Roman" w:hAnsi="Arial Narrow" w:cs="Times New Roman"/>
           <w:color w:val="000000"/>
           <w:kern w:val="0"/>
@@ -2335,6 +2337,7 @@
       </w:r>
       <w:r>
         <w:rPr>
+          <w:rStyle w:val="Refdenotaalpie"/>
           <w:rFonts w:ascii="Arial Narrow" w:eastAsia="Calibri" w:hAnsi="Arial Narrow" w:cs="Times New Roman"/>
           <w:kern w:val="0"/>
           <w:vertAlign w:val="superscript"/>
@@ -2450,6 +2453,7 @@
       </w:r>
       <w:r>
         <w:rPr>
+          <w:rStyle w:val="Refdenotaalpie"/>
           <w:rFonts w:ascii="Arial Narrow" w:eastAsia="Calibri" w:hAnsi="Arial Narrow" w:cs="Times New Roman"/>
           <w:kern w:val="0"/>
           <w:vertAlign w:val="superscript"/>
@@ -2467,6 +2471,7 @@
       </w:r>
       <w:r>
         <w:rPr>
+          <w:rStyle w:val="Refdenotaalpie"/>
           <w:rFonts w:ascii="Arial Narrow" w:eastAsia="Calibri" w:hAnsi="Arial Narrow" w:cs="Times New Roman"/>
           <w:kern w:val="0"/>
           <w:vertAlign w:val="superscript"/>
@@ -2522,6 +2527,7 @@
       </w:r>
       <w:r>
         <w:rPr>
+          <w:rStyle w:val="Refdenotaalpie"/>
           <w:rFonts w:ascii="Arial Narrow" w:eastAsia="Calibri" w:hAnsi="Arial Narrow" w:cs="Times New Roman"/>
           <w:kern w:val="0"/>
           <w:vertAlign w:val="superscript"/>
@@ -2566,6 +2572,7 @@
       </w:r>
       <w:r>
         <w:rPr>
+          <w:rStyle w:val="Refdenotaalpie"/>
           <w:rFonts w:ascii="Arial Narrow" w:eastAsia="Calibri" w:hAnsi="Arial Narrow" w:cs="Times New Roman"/>
           <w:kern w:val="0"/>
           <w:vertAlign w:val="superscript"/>
@@ -2642,6 +2649,7 @@
       </w:r>
       <w:r>
         <w:rPr>
+          <w:rStyle w:val="Refdenotaalpie"/>
           <w:rFonts w:ascii="Arial Narrow" w:eastAsia="Calibri" w:hAnsi="Arial Narrow" w:cs="Times New Roman"/>
           <w:color w:val="000000"/>
           <w:kern w:val="0"/>
@@ -2700,6 +2708,7 @@
       </w:r>
       <w:r>
         <w:rPr>
+          <w:rStyle w:val="Refdenotaalpie"/>
           <w:rFonts w:ascii="Arial Narrow" w:eastAsia="Calibri" w:hAnsi="Arial Narrow" w:cs="Times New Roman"/>
           <w:kern w:val="0"/>
           <w:vertAlign w:val="superscript"/>
@@ -2861,6 +2870,7 @@
         <w:rPr>
           <w:rStyle w:val="Refdenotaalpie"/>
           <w:rFonts w:ascii="Arial Narrow" w:hAnsi="Arial Narrow"/>
+          <w:vertAlign w:val="superscript"/>
         </w:rPr>
         <w:footnoteReference w:id="10"/>
       </w:r>
@@ -2874,6 +2884,7 @@
         <w:rPr>
           <w:rStyle w:val="Refdenotaalpie"/>
           <w:rFonts w:ascii="Arial Narrow" w:hAnsi="Arial Narrow"/>
+          <w:vertAlign w:val="superscript"/>
         </w:rPr>
         <w:footnoteReference w:id="11"/>
       </w:r>
@@ -2894,6 +2905,7 @@
         <w:rPr>
           <w:rStyle w:val="Refdenotaalpie"/>
           <w:rFonts w:ascii="Arial Narrow" w:hAnsi="Arial Narrow"/>
+          <w:vertAlign w:val="superscript"/>
         </w:rPr>
         <w:footnoteReference w:id="12"/>
       </w:r>
@@ -2945,6 +2957,7 @@
       </w:r>
       <w:r>
         <w:rPr>
+          <w:rStyle w:val="Refdenotaalpie"/>
           <w:rFonts w:ascii="Arial Narrow" w:eastAsia="Calibri" w:hAnsi="Arial Narrow" w:cs="Times New Roman"/>
           <w:kern w:val="0"/>
           <w:vertAlign w:val="superscript"/>
@@ -5448,6 +5461,7 @@
           <w:rFonts w:ascii="Arial Narrow" w:hAnsi="Arial Narrow"/>
           <w:sz w:val="16"/>
           <w:szCs w:val="16"/>
+          <w:vertAlign w:val="superscript"/>
         </w:rPr>
         <w:footnoteRef/>
       </w:r>
@@ -5571,6 +5585,7 @@
           <w:rFonts w:ascii="Arial Narrow" w:hAnsi="Arial Narrow"/>
           <w:sz w:val="16"/>
           <w:szCs w:val="16"/>
+          <w:vertAlign w:val="superscript"/>
         </w:rPr>
         <w:footnoteRef/>
       </w:r>
@@ -5651,6 +5666,7 @@
           <w:rFonts w:ascii="Arial Narrow" w:hAnsi="Arial Narrow"/>
           <w:sz w:val="16"/>
           <w:szCs w:val="16"/>
+          <w:vertAlign w:val="superscript"/>
         </w:rPr>
         <w:footnoteRef/>
       </w:r>
@@ -5848,6 +5864,7 @@
           <w:rFonts w:ascii="Arial Narrow" w:hAnsi="Arial Narrow"/>
           <w:sz w:val="16"/>
           <w:szCs w:val="16"/>
+          <w:vertAlign w:val="superscript"/>
         </w:rPr>
         <w:footnoteRef/>
       </w:r>
@@ -6004,6 +6021,7 @@
           <w:rFonts w:ascii="Arial Narrow" w:hAnsi="Arial Narrow"/>
           <w:sz w:val="16"/>
           <w:szCs w:val="16"/>
+          <w:vertAlign w:val="superscript"/>
         </w:rPr>
         <w:footnoteRef/>
       </w:r>
@@ -6171,6 +6189,7 @@
           <w:rFonts w:ascii="Arial Narrow" w:hAnsi="Arial Narrow"/>
           <w:sz w:val="16"/>
           <w:szCs w:val="16"/>
+          <w:vertAlign w:val="superscript"/>
         </w:rPr>
         <w:footnoteRef/>
       </w:r>
@@ -6349,6 +6368,7 @@
           <w:rFonts w:ascii="Arial Narrow" w:hAnsi="Arial Narrow"/>
           <w:sz w:val="16"/>
           <w:szCs w:val="16"/>
+          <w:vertAlign w:val="superscript"/>
         </w:rPr>
         <w:footnoteRef/>
       </w:r>
@@ -6497,6 +6517,7 @@
           <w:rFonts w:ascii="Arial Narrow" w:hAnsi="Arial Narrow"/>
           <w:sz w:val="16"/>
           <w:szCs w:val="16"/>
+          <w:vertAlign w:val="superscript"/>
         </w:rPr>
         <w:footnoteRef/>
       </w:r>
@@ -6686,6 +6707,7 @@
           <w:rFonts w:ascii="Arial Narrow" w:hAnsi="Arial Narrow"/>
           <w:sz w:val="16"/>
           <w:szCs w:val="16"/>
+          <w:vertAlign w:val="superscript"/>
         </w:rPr>
         <w:footnoteRef/>
       </w:r>
@@ -6765,6 +6787,7 @@
           <w:rFonts w:ascii="Arial Narrow" w:hAnsi="Arial Narrow"/>
           <w:sz w:val="16"/>
           <w:szCs w:val="16"/>
+          <w:vertAlign w:val="superscript"/>
         </w:rPr>
         <w:footnoteRef/>
       </w:r>
@@ -6952,6 +6975,7 @@
           <w:rFonts w:ascii="Arial Narrow" w:hAnsi="Arial Narrow"/>
           <w:sz w:val="16"/>
           <w:szCs w:val="16"/>
+          <w:vertAlign w:val="superscript"/>
         </w:rPr>
         <w:footnoteRef/>
       </w:r>
@@ -7255,6 +7279,7 @@
           <w:rFonts w:ascii="Arial Narrow" w:hAnsi="Arial Narrow"/>
           <w:sz w:val="16"/>
           <w:szCs w:val="16"/>
+          <w:vertAlign w:val="superscript"/>
         </w:rPr>
         <w:footnoteRef/>
       </w:r>
@@ -7406,6 +7431,7 @@
           <w:rFonts w:ascii="Arial Narrow" w:hAnsi="Arial Narrow"/>
           <w:sz w:val="16"/>
           <w:szCs w:val="16"/>
+          <w:vertAlign w:val="superscript"/>
         </w:rPr>
         <w:footnoteRef/>
       </w:r>
@@ -10144,6 +10170,17 @@
       <w:spacing w:after="0" w:line="240" w:lineRule="auto"/>
     </w:pPr>
   </w:style>
+  <w:style w:type="character" w:styleId="FootnoteReference">
+    <w:name w:val="footnote reference"/>
+    <w:basedOn w:val="Fuentedeprrafopredeter"/>
+    <w:uiPriority w:val="99"/>
+    <w:semiHidden/>
+    <w:unhideWhenUsed/>
+    <w:rPr>
+      <w:rFonts w:ascii="Arial Narrow" w:hAnsi="Arial Narrow"/>
+      <w:vertAlign w:val="superscript"/>
+    </w:rPr>
+  </w:style>
 </w:styles>
 </file>
 
